--- a/Blind75.docx
+++ b/Blind75.docx
@@ -4,6 +4,7 @@
   <w:body>
     <w:p>
       <w:pPr>
+        <w:jc w:val="center"/>
         <w:rPr>
           <w:b/>
           <w:bCs/>
@@ -16,6 +17,50 @@
           <w:bCs/>
           <w:u w:val="single"/>
         </w:rPr>
+        <w:t xml:space="preserve">LEETCODE – Problems </w:t>
+      </w:r>
+    </w:p>
+    <w:p>
+      <w:pPr>
+        <w:jc w:val="center"/>
+        <w:rPr>
+          <w:b/>
+          <w:bCs/>
+          <w:u w:val="single"/>
+        </w:rPr>
+      </w:pPr>
+      <w:r>
+        <w:rPr>
+          <w:b/>
+          <w:bCs/>
+          <w:u w:val="single"/>
+        </w:rPr>
+        <w:t>BLIND-75</w:t>
+      </w:r>
+    </w:p>
+    <w:p>
+      <w:pPr>
+        <w:rPr>
+          <w:b/>
+          <w:bCs/>
+          <w:u w:val="single"/>
+        </w:rPr>
+      </w:pPr>
+    </w:p>
+    <w:p>
+      <w:pPr>
+        <w:rPr>
+          <w:b/>
+          <w:bCs/>
+          <w:u w:val="single"/>
+        </w:rPr>
+      </w:pPr>
+      <w:r>
+        <w:rPr>
+          <w:b/>
+          <w:bCs/>
+          <w:u w:val="single"/>
+        </w:rPr>
         <w:t>21. Merge two sorted linked lists -</w:t>
       </w:r>
     </w:p>
@@ -33,17 +78,8 @@
           <w:sz w:val="18"/>
           <w:szCs w:val="18"/>
         </w:rPr>
-        <w:t>Example</w:t>
-      </w:r>
-      <w:proofErr w:type="gramStart"/>
-      <w:r>
-        <w:rPr>
-          <w:sz w:val="18"/>
-          <w:szCs w:val="18"/>
-        </w:rPr>
-        <w:t>1 :</w:t>
-      </w:r>
-      <w:proofErr w:type="gramEnd"/>
+        <w:t>Example1 :</w:t>
+      </w:r>
       <w:r>
         <w:rPr>
           <w:sz w:val="18"/>
@@ -245,7 +281,6 @@
           <w:szCs w:val="18"/>
         </w:rPr>
       </w:pPr>
-      <w:proofErr w:type="gramStart"/>
       <w:r>
         <w:rPr>
           <w:sz w:val="18"/>
@@ -253,7 +288,6 @@
         </w:rPr>
         <w:t>Solution :</w:t>
       </w:r>
-      <w:proofErr w:type="gramEnd"/>
     </w:p>
     <w:p>
       <w:pPr>
@@ -286,148 +320,41 @@
           <w:sz w:val="18"/>
           <w:szCs w:val="18"/>
         </w:rPr>
-        <w:t xml:space="preserve">BF -&gt; iterate over a list until one point to </w:t>
-      </w:r>
-      <w:proofErr w:type="gramStart"/>
-      <w:r>
-        <w:rPr>
-          <w:sz w:val="18"/>
-          <w:szCs w:val="18"/>
-        </w:rPr>
-        <w:t>null ,</w:t>
-      </w:r>
-      <w:proofErr w:type="gramEnd"/>
-      <w:r>
-        <w:rPr>
-          <w:sz w:val="18"/>
-          <w:szCs w:val="18"/>
-        </w:rPr>
-        <w:t xml:space="preserve"> if list1 node &lt; list2 </w:t>
-      </w:r>
-      <w:proofErr w:type="gramStart"/>
-      <w:r>
-        <w:rPr>
-          <w:sz w:val="18"/>
-          <w:szCs w:val="18"/>
-        </w:rPr>
-        <w:t>node . ..</w:t>
-      </w:r>
-      <w:proofErr w:type="gramEnd"/>
-      <w:r>
-        <w:rPr>
-          <w:sz w:val="18"/>
-          <w:szCs w:val="18"/>
-        </w:rPr>
-        <w:t xml:space="preserve"> then </w:t>
-      </w:r>
-      <w:proofErr w:type="gramStart"/>
-      <w:r>
-        <w:rPr>
-          <w:sz w:val="18"/>
-          <w:szCs w:val="18"/>
-        </w:rPr>
-        <w:t>add .</w:t>
-      </w:r>
-      <w:proofErr w:type="gramEnd"/>
-    </w:p>
-    <w:p>
-      <w:pPr>
-        <w:spacing w:after="0"/>
-        <w:jc w:val="both"/>
-        <w:rPr>
-          <w:sz w:val="18"/>
-          <w:szCs w:val="18"/>
-        </w:rPr>
-      </w:pPr>
-      <w:r>
-        <w:rPr>
-          <w:sz w:val="18"/>
-          <w:szCs w:val="18"/>
-        </w:rPr>
-        <w:t>Approach</w:t>
-      </w:r>
-      <w:proofErr w:type="gramStart"/>
-      <w:r>
-        <w:rPr>
-          <w:sz w:val="18"/>
-          <w:szCs w:val="18"/>
-        </w:rPr>
-        <w:t>1 :</w:t>
-      </w:r>
-      <w:proofErr w:type="gramEnd"/>
-      <w:r>
-        <w:rPr>
-          <w:sz w:val="18"/>
-          <w:szCs w:val="18"/>
-        </w:rPr>
-        <w:t xml:space="preserve"> start with a dummy node, and a tail node. Iterate and compare nodes of list</w:t>
-      </w:r>
-      <w:proofErr w:type="gramStart"/>
-      <w:r>
-        <w:rPr>
-          <w:sz w:val="18"/>
-          <w:szCs w:val="18"/>
-        </w:rPr>
-        <w:t>1,list2  .</w:t>
-      </w:r>
-      <w:proofErr w:type="gramEnd"/>
-      <w:r>
-        <w:rPr>
-          <w:sz w:val="18"/>
-          <w:szCs w:val="18"/>
-        </w:rPr>
-        <w:t xml:space="preserve"> Move </w:t>
-      </w:r>
-      <w:proofErr w:type="spellStart"/>
-      <w:proofErr w:type="gramStart"/>
-      <w:r>
-        <w:rPr>
-          <w:sz w:val="18"/>
-          <w:szCs w:val="18"/>
-        </w:rPr>
-        <w:t>tail.next</w:t>
-      </w:r>
-      <w:proofErr w:type="spellEnd"/>
-      <w:proofErr w:type="gramEnd"/>
-      <w:r>
-        <w:rPr>
-          <w:sz w:val="18"/>
-          <w:szCs w:val="18"/>
-        </w:rPr>
-        <w:t xml:space="preserve"> .</w:t>
-      </w:r>
-    </w:p>
-    <w:p>
-      <w:pPr>
-        <w:spacing w:after="0"/>
-        <w:jc w:val="both"/>
-        <w:rPr>
-          <w:sz w:val="18"/>
-          <w:szCs w:val="18"/>
-        </w:rPr>
-      </w:pPr>
-      <w:r>
-        <w:rPr>
-          <w:sz w:val="18"/>
-          <w:szCs w:val="18"/>
-        </w:rPr>
-        <w:t>Approach</w:t>
-      </w:r>
-      <w:proofErr w:type="gramStart"/>
-      <w:r>
-        <w:rPr>
-          <w:sz w:val="18"/>
-          <w:szCs w:val="18"/>
-        </w:rPr>
-        <w:t>2 :</w:t>
-      </w:r>
-      <w:proofErr w:type="gramEnd"/>
-      <w:r>
-        <w:rPr>
-          <w:sz w:val="18"/>
-          <w:szCs w:val="18"/>
-        </w:rPr>
-        <w:t xml:space="preserve"> To merge in sorted order </w:t>
+        <w:t>BF -&gt; iterate over a list until one point to null , if list1 node &lt; list2 node . .. then add .</w:t>
+      </w:r>
+    </w:p>
+    <w:p>
+      <w:pPr>
+        <w:spacing w:after="0"/>
+        <w:jc w:val="both"/>
+        <w:rPr>
+          <w:sz w:val="18"/>
+          <w:szCs w:val="18"/>
+        </w:rPr>
+      </w:pPr>
+      <w:r>
+        <w:rPr>
+          <w:sz w:val="18"/>
+          <w:szCs w:val="18"/>
+        </w:rPr>
+        <w:t>Approach1 : start with a dummy node, and a tail node. Iterate and compare nodes of list1,list2  . Move tail.next .</w:t>
+      </w:r>
+    </w:p>
+    <w:p>
+      <w:pPr>
+        <w:spacing w:after="0"/>
+        <w:jc w:val="both"/>
+        <w:rPr>
+          <w:sz w:val="18"/>
+          <w:szCs w:val="18"/>
+        </w:rPr>
+      </w:pPr>
+      <w:r>
+        <w:rPr>
+          <w:sz w:val="18"/>
+          <w:szCs w:val="18"/>
+        </w:rPr>
+        <w:t xml:space="preserve">Approach2 : To merge in sorted order </w:t>
       </w:r>
       <w:r>
         <w:rPr>
@@ -441,35 +368,8 @@
           <w:sz w:val="18"/>
           <w:szCs w:val="18"/>
         </w:rPr>
-        <w:t xml:space="preserve"> Iterate over lists. Check pointers as L1&lt;l2 -&gt; </w:t>
-      </w:r>
-      <w:proofErr w:type="spellStart"/>
-      <w:proofErr w:type="gramStart"/>
-      <w:r>
-        <w:rPr>
-          <w:sz w:val="18"/>
-          <w:szCs w:val="18"/>
-        </w:rPr>
-        <w:t>dummy.nest</w:t>
-      </w:r>
-      <w:proofErr w:type="spellEnd"/>
-      <w:proofErr w:type="gramEnd"/>
-      <w:r>
-        <w:rPr>
-          <w:sz w:val="18"/>
-          <w:szCs w:val="18"/>
-        </w:rPr>
-        <w:t>=l</w:t>
-      </w:r>
-      <w:proofErr w:type="gramStart"/>
-      <w:r>
-        <w:rPr>
-          <w:sz w:val="18"/>
-          <w:szCs w:val="18"/>
-        </w:rPr>
-        <w:t>1 .</w:t>
-      </w:r>
-      <w:proofErr w:type="gramEnd"/>
+        <w:t xml:space="preserve"> Iterate over lists. Check pointers as L1&lt;l2 -&gt; dummy.nest=l1 .</w:t>
+      </w:r>
     </w:p>
     <w:p>
       <w:pPr>
@@ -554,33 +454,138 @@
           <w:sz w:val="18"/>
           <w:szCs w:val="18"/>
         </w:rPr>
+        <w:t xml:space="preserve"> nums = [2,7,11,15], target = 9</w:t>
+      </w:r>
+      <w:r>
+        <w:rPr>
+          <w:bCs/>
+          <w:sz w:val="18"/>
+          <w:szCs w:val="18"/>
+        </w:rPr>
+        <w:tab/>
+      </w:r>
+      <w:r>
+        <w:rPr>
+          <w:bCs/>
+          <w:sz w:val="18"/>
+          <w:szCs w:val="18"/>
+        </w:rPr>
+        <w:sym w:font="Wingdings" w:char="F0E8"/>
+      </w:r>
+      <w:r>
+        <w:rPr>
+          <w:bCs/>
+          <w:sz w:val="18"/>
+          <w:szCs w:val="18"/>
+        </w:rPr>
         <w:t xml:space="preserve"> </w:t>
       </w:r>
-      <w:proofErr w:type="spellStart"/>
-      <w:r>
-        <w:rPr>
-          <w:bCs/>
-          <w:sz w:val="18"/>
-          <w:szCs w:val="18"/>
-        </w:rPr>
-        <w:t>nums</w:t>
-      </w:r>
-      <w:proofErr w:type="spellEnd"/>
-      <w:r>
-        <w:rPr>
-          <w:bCs/>
-          <w:sz w:val="18"/>
-          <w:szCs w:val="18"/>
-        </w:rPr>
-        <w:t xml:space="preserve"> = [2,7,11,15], target = 9</w:t>
-      </w:r>
-      <w:r>
-        <w:rPr>
-          <w:bCs/>
-          <w:sz w:val="18"/>
-          <w:szCs w:val="18"/>
-        </w:rPr>
-        <w:tab/>
+      <w:r>
+        <w:rPr>
+          <w:bCs/>
+          <w:sz w:val="18"/>
+          <w:szCs w:val="18"/>
+        </w:rPr>
+        <w:tab/>
+      </w:r>
+      <w:r>
+        <w:rPr>
+          <w:b/>
+          <w:bCs/>
+          <w:sz w:val="18"/>
+          <w:szCs w:val="18"/>
+        </w:rPr>
+        <w:t>Output:</w:t>
+      </w:r>
+      <w:r>
+        <w:rPr>
+          <w:bCs/>
+          <w:sz w:val="18"/>
+          <w:szCs w:val="18"/>
+        </w:rPr>
+        <w:t xml:space="preserve"> [0,1]</w:t>
+      </w:r>
+    </w:p>
+    <w:p>
+      <w:pPr>
+        <w:spacing w:after="0"/>
+        <w:jc w:val="both"/>
+        <w:rPr>
+          <w:bCs/>
+          <w:sz w:val="18"/>
+          <w:szCs w:val="18"/>
+        </w:rPr>
+      </w:pPr>
+      <w:r>
+        <w:rPr>
+          <w:b/>
+          <w:bCs/>
+          <w:sz w:val="18"/>
+          <w:szCs w:val="18"/>
+        </w:rPr>
+        <w:t>Explanation:</w:t>
+      </w:r>
+      <w:r>
+        <w:rPr>
+          <w:bCs/>
+          <w:sz w:val="18"/>
+          <w:szCs w:val="18"/>
+        </w:rPr>
+        <w:t xml:space="preserve"> Because nums[0] + nums[1] == 9, we return [0, 1].</w:t>
+      </w:r>
+    </w:p>
+    <w:p>
+      <w:pPr>
+        <w:spacing w:after="0"/>
+        <w:jc w:val="both"/>
+        <w:rPr>
+          <w:bCs/>
+          <w:sz w:val="18"/>
+          <w:szCs w:val="18"/>
+        </w:rPr>
+      </w:pPr>
+      <w:r>
+        <w:rPr>
+          <w:b/>
+          <w:bCs/>
+          <w:sz w:val="18"/>
+          <w:szCs w:val="18"/>
+        </w:rPr>
+        <w:t>Example 2:</w:t>
+      </w:r>
+      <w:r>
+        <w:rPr>
+          <w:b/>
+          <w:bCs/>
+          <w:sz w:val="18"/>
+          <w:szCs w:val="18"/>
+        </w:rPr>
+        <w:tab/>
+      </w:r>
+      <w:r>
+        <w:rPr>
+          <w:b/>
+          <w:bCs/>
+          <w:sz w:val="18"/>
+          <w:szCs w:val="18"/>
+        </w:rPr>
+        <w:t>Input:</w:t>
+      </w:r>
+      <w:r>
+        <w:rPr>
+          <w:bCs/>
+          <w:sz w:val="18"/>
+          <w:szCs w:val="18"/>
+        </w:rPr>
+        <w:t xml:space="preserve"> nums = [3,2,4], target = 6</w:t>
+      </w:r>
+      <w:r>
+        <w:rPr>
+          <w:bCs/>
+          <w:sz w:val="18"/>
+          <w:szCs w:val="18"/>
+        </w:rPr>
+        <w:t xml:space="preserve"> </w:t>
       </w:r>
       <w:r>
         <w:rPr>
@@ -621,6 +626,101 @@
           <w:sz w:val="18"/>
           <w:szCs w:val="18"/>
         </w:rPr>
+        <w:t xml:space="preserve"> [1,2]</w:t>
+      </w:r>
+    </w:p>
+    <w:p>
+      <w:pPr>
+        <w:spacing w:after="0"/>
+        <w:jc w:val="both"/>
+        <w:rPr>
+          <w:bCs/>
+          <w:sz w:val="18"/>
+          <w:szCs w:val="18"/>
+        </w:rPr>
+      </w:pPr>
+      <w:r>
+        <w:rPr>
+          <w:b/>
+          <w:bCs/>
+          <w:sz w:val="18"/>
+          <w:szCs w:val="18"/>
+        </w:rPr>
+        <w:t>Example 3:</w:t>
+      </w:r>
+      <w:r>
+        <w:rPr>
+          <w:b/>
+          <w:bCs/>
+          <w:sz w:val="18"/>
+          <w:szCs w:val="18"/>
+        </w:rPr>
+        <w:tab/>
+      </w:r>
+      <w:r>
+        <w:rPr>
+          <w:b/>
+          <w:bCs/>
+          <w:sz w:val="18"/>
+          <w:szCs w:val="18"/>
+        </w:rPr>
+        <w:t>Input:</w:t>
+      </w:r>
+      <w:r>
+        <w:rPr>
+          <w:bCs/>
+          <w:sz w:val="18"/>
+          <w:szCs w:val="18"/>
+        </w:rPr>
+        <w:t xml:space="preserve"> nums = [3,3], target = 6</w:t>
+      </w:r>
+      <w:r>
+        <w:rPr>
+          <w:bCs/>
+          <w:sz w:val="18"/>
+          <w:szCs w:val="18"/>
+        </w:rPr>
+        <w:t xml:space="preserve">  </w:t>
+      </w:r>
+      <w:r>
+        <w:rPr>
+          <w:bCs/>
+          <w:sz w:val="18"/>
+          <w:szCs w:val="18"/>
+        </w:rPr>
+        <w:sym w:font="Wingdings" w:char="F0E8"/>
+      </w:r>
+      <w:r>
+        <w:rPr>
+          <w:bCs/>
+          <w:sz w:val="18"/>
+          <w:szCs w:val="18"/>
+        </w:rPr>
+        <w:t xml:space="preserve">  </w:t>
+      </w:r>
+      <w:r>
+        <w:rPr>
+          <w:bCs/>
+          <w:sz w:val="18"/>
+          <w:szCs w:val="18"/>
+        </w:rPr>
+        <w:tab/>
+      </w:r>
+      <w:r>
+        <w:rPr>
+          <w:b/>
+          <w:bCs/>
+          <w:sz w:val="18"/>
+          <w:szCs w:val="18"/>
+        </w:rPr>
+        <w:t>Output:</w:t>
+      </w:r>
+      <w:r>
+        <w:rPr>
+          <w:bCs/>
+          <w:sz w:val="18"/>
+          <w:szCs w:val="18"/>
+        </w:rPr>
         <w:t xml:space="preserve"> [0,1]</w:t>
       </w:r>
     </w:p>
@@ -634,6 +734,605 @@
           <w:szCs w:val="18"/>
         </w:rPr>
       </w:pPr>
+    </w:p>
+    <w:p>
+      <w:pPr>
+        <w:spacing w:after="0"/>
+        <w:jc w:val="both"/>
+        <w:rPr>
+          <w:bCs/>
+        </w:rPr>
+      </w:pPr>
+      <w:r>
+        <w:rPr>
+          <w:b/>
+          <w:u w:val="single"/>
+        </w:rPr>
+        <w:t>20. Valid parenthesis-</w:t>
+      </w:r>
+      <w:r>
+        <w:rPr>
+          <w:bCs/>
+        </w:rPr>
+        <w:t xml:space="preserve"> </w:t>
+      </w:r>
+    </w:p>
+    <w:p>
+      <w:pPr>
+        <w:spacing w:after="0"/>
+        <w:jc w:val="both"/>
+        <w:rPr>
+          <w:bCs/>
+          <w:sz w:val="18"/>
+          <w:szCs w:val="18"/>
+        </w:rPr>
+      </w:pPr>
+      <w:r>
+        <w:rPr>
+          <w:b/>
+          <w:bCs/>
+          <w:sz w:val="18"/>
+          <w:szCs w:val="18"/>
+        </w:rPr>
+        <w:t>Example 1:</w:t>
+      </w:r>
+      <w:r>
+        <w:rPr>
+          <w:b/>
+          <w:bCs/>
+          <w:sz w:val="18"/>
+          <w:szCs w:val="18"/>
+        </w:rPr>
+        <w:tab/>
+      </w:r>
+      <w:r>
+        <w:rPr>
+          <w:b/>
+          <w:bCs/>
+          <w:sz w:val="18"/>
+          <w:szCs w:val="18"/>
+        </w:rPr>
+        <w:t>Input:</w:t>
+      </w:r>
+      <w:r>
+        <w:rPr>
+          <w:bCs/>
+          <w:sz w:val="18"/>
+          <w:szCs w:val="18"/>
+        </w:rPr>
+        <w:t xml:space="preserve"> s = "()"</w:t>
+      </w:r>
+      <w:r>
+        <w:rPr>
+          <w:bCs/>
+          <w:sz w:val="18"/>
+          <w:szCs w:val="18"/>
+        </w:rPr>
+        <w:tab/>
+      </w:r>
+      <w:r>
+        <w:rPr>
+          <w:bCs/>
+          <w:sz w:val="18"/>
+          <w:szCs w:val="18"/>
+        </w:rPr>
+        <w:sym w:font="Wingdings" w:char="F0E8"/>
+      </w:r>
+      <w:r>
+        <w:rPr>
+          <w:bCs/>
+          <w:sz w:val="18"/>
+          <w:szCs w:val="18"/>
+        </w:rPr>
+        <w:tab/>
+      </w:r>
+      <w:r>
+        <w:rPr>
+          <w:b/>
+          <w:bCs/>
+          <w:sz w:val="18"/>
+          <w:szCs w:val="18"/>
+        </w:rPr>
+        <w:t>Output:</w:t>
+      </w:r>
+      <w:r>
+        <w:rPr>
+          <w:bCs/>
+          <w:sz w:val="18"/>
+          <w:szCs w:val="18"/>
+        </w:rPr>
+        <w:t xml:space="preserve"> true</w:t>
+      </w:r>
+    </w:p>
+    <w:p>
+      <w:pPr>
+        <w:spacing w:after="0"/>
+        <w:jc w:val="both"/>
+        <w:rPr>
+          <w:bCs/>
+          <w:sz w:val="18"/>
+          <w:szCs w:val="18"/>
+        </w:rPr>
+      </w:pPr>
+      <w:r>
+        <w:rPr>
+          <w:b/>
+          <w:bCs/>
+          <w:sz w:val="18"/>
+          <w:szCs w:val="18"/>
+        </w:rPr>
+        <w:t>Example 2:</w:t>
+      </w:r>
+      <w:r>
+        <w:rPr>
+          <w:b/>
+          <w:bCs/>
+          <w:sz w:val="18"/>
+          <w:szCs w:val="18"/>
+        </w:rPr>
+        <w:tab/>
+      </w:r>
+      <w:r>
+        <w:rPr>
+          <w:b/>
+          <w:bCs/>
+          <w:sz w:val="18"/>
+          <w:szCs w:val="18"/>
+        </w:rPr>
+        <w:t>Input:</w:t>
+      </w:r>
+      <w:r>
+        <w:rPr>
+          <w:bCs/>
+          <w:sz w:val="18"/>
+          <w:szCs w:val="18"/>
+        </w:rPr>
+        <w:t xml:space="preserve"> s = "()[]{}"</w:t>
+      </w:r>
+      <w:r>
+        <w:rPr>
+          <w:bCs/>
+          <w:sz w:val="18"/>
+          <w:szCs w:val="18"/>
+        </w:rPr>
+        <w:tab/>
+      </w:r>
+      <w:r>
+        <w:rPr>
+          <w:bCs/>
+          <w:sz w:val="18"/>
+          <w:szCs w:val="18"/>
+        </w:rPr>
+        <w:sym w:font="Wingdings" w:char="F0E8"/>
+      </w:r>
+      <w:r>
+        <w:rPr>
+          <w:bCs/>
+          <w:sz w:val="18"/>
+          <w:szCs w:val="18"/>
+        </w:rPr>
+        <w:tab/>
+      </w:r>
+      <w:r>
+        <w:rPr>
+          <w:b/>
+          <w:bCs/>
+          <w:sz w:val="18"/>
+          <w:szCs w:val="18"/>
+        </w:rPr>
+        <w:t>Output:</w:t>
+      </w:r>
+      <w:r>
+        <w:rPr>
+          <w:bCs/>
+          <w:sz w:val="18"/>
+          <w:szCs w:val="18"/>
+        </w:rPr>
+        <w:t xml:space="preserve"> true</w:t>
+      </w:r>
+    </w:p>
+    <w:p>
+      <w:pPr>
+        <w:spacing w:after="0"/>
+        <w:jc w:val="both"/>
+        <w:rPr>
+          <w:bCs/>
+          <w:sz w:val="18"/>
+          <w:szCs w:val="18"/>
+        </w:rPr>
+      </w:pPr>
+      <w:r>
+        <w:rPr>
+          <w:b/>
+          <w:bCs/>
+          <w:sz w:val="18"/>
+          <w:szCs w:val="18"/>
+        </w:rPr>
+        <w:t>Example 3:</w:t>
+      </w:r>
+      <w:r>
+        <w:rPr>
+          <w:b/>
+          <w:bCs/>
+          <w:sz w:val="18"/>
+          <w:szCs w:val="18"/>
+        </w:rPr>
+        <w:tab/>
+      </w:r>
+      <w:r>
+        <w:rPr>
+          <w:b/>
+          <w:bCs/>
+          <w:sz w:val="18"/>
+          <w:szCs w:val="18"/>
+        </w:rPr>
+        <w:t>Input:</w:t>
+      </w:r>
+      <w:r>
+        <w:rPr>
+          <w:bCs/>
+          <w:sz w:val="18"/>
+          <w:szCs w:val="18"/>
+        </w:rPr>
+        <w:t xml:space="preserve"> s = "(]"</w:t>
+      </w:r>
+      <w:r>
+        <w:rPr>
+          <w:bCs/>
+          <w:sz w:val="18"/>
+          <w:szCs w:val="18"/>
+        </w:rPr>
+        <w:tab/>
+      </w:r>
+      <w:r>
+        <w:rPr>
+          <w:bCs/>
+          <w:sz w:val="18"/>
+          <w:szCs w:val="18"/>
+        </w:rPr>
+        <w:sym w:font="Wingdings" w:char="F0E8"/>
+      </w:r>
+      <w:r>
+        <w:rPr>
+          <w:bCs/>
+          <w:sz w:val="18"/>
+          <w:szCs w:val="18"/>
+        </w:rPr>
+        <w:tab/>
+      </w:r>
+      <w:r>
+        <w:rPr>
+          <w:b/>
+          <w:bCs/>
+          <w:sz w:val="18"/>
+          <w:szCs w:val="18"/>
+        </w:rPr>
+        <w:t>Output:</w:t>
+      </w:r>
+      <w:r>
+        <w:rPr>
+          <w:bCs/>
+          <w:sz w:val="18"/>
+          <w:szCs w:val="18"/>
+        </w:rPr>
+        <w:t xml:space="preserve"> false</w:t>
+      </w:r>
+    </w:p>
+    <w:p>
+      <w:pPr>
+        <w:spacing w:after="0"/>
+        <w:jc w:val="both"/>
+        <w:rPr>
+          <w:bCs/>
+          <w:sz w:val="18"/>
+          <w:szCs w:val="18"/>
+        </w:rPr>
+      </w:pPr>
+      <w:r>
+        <w:rPr>
+          <w:b/>
+          <w:bCs/>
+          <w:sz w:val="18"/>
+          <w:szCs w:val="18"/>
+        </w:rPr>
+        <w:t>Example 4:</w:t>
+      </w:r>
+      <w:r>
+        <w:rPr>
+          <w:b/>
+          <w:bCs/>
+          <w:sz w:val="18"/>
+          <w:szCs w:val="18"/>
+        </w:rPr>
+        <w:tab/>
+      </w:r>
+      <w:r>
+        <w:rPr>
+          <w:b/>
+          <w:bCs/>
+          <w:sz w:val="18"/>
+          <w:szCs w:val="18"/>
+        </w:rPr>
+        <w:t>Input:</w:t>
+      </w:r>
+      <w:r>
+        <w:rPr>
+          <w:bCs/>
+          <w:sz w:val="18"/>
+          <w:szCs w:val="18"/>
+        </w:rPr>
+        <w:t xml:space="preserve"> s = "([])"</w:t>
+      </w:r>
+      <w:r>
+        <w:rPr>
+          <w:bCs/>
+          <w:sz w:val="18"/>
+          <w:szCs w:val="18"/>
+        </w:rPr>
+        <w:tab/>
+      </w:r>
+      <w:r>
+        <w:rPr>
+          <w:bCs/>
+          <w:sz w:val="18"/>
+          <w:szCs w:val="18"/>
+        </w:rPr>
+        <w:sym w:font="Wingdings" w:char="F0E8"/>
+      </w:r>
+      <w:r>
+        <w:rPr>
+          <w:bCs/>
+          <w:sz w:val="18"/>
+          <w:szCs w:val="18"/>
+        </w:rPr>
+        <w:tab/>
+      </w:r>
+      <w:r>
+        <w:rPr>
+          <w:b/>
+          <w:bCs/>
+          <w:sz w:val="18"/>
+          <w:szCs w:val="18"/>
+        </w:rPr>
+        <w:t>Output:</w:t>
+      </w:r>
+      <w:r>
+        <w:rPr>
+          <w:bCs/>
+          <w:sz w:val="18"/>
+          <w:szCs w:val="18"/>
+        </w:rPr>
+        <w:t xml:space="preserve"> true</w:t>
+      </w:r>
+    </w:p>
+    <w:p>
+      <w:pPr>
+        <w:spacing w:after="0"/>
+        <w:jc w:val="both"/>
+        <w:rPr>
+          <w:bCs/>
+          <w:sz w:val="18"/>
+          <w:szCs w:val="18"/>
+        </w:rPr>
+      </w:pPr>
+      <w:r>
+        <w:rPr>
+          <w:b/>
+          <w:bCs/>
+          <w:sz w:val="18"/>
+          <w:szCs w:val="18"/>
+        </w:rPr>
+        <w:t>Example 5:</w:t>
+      </w:r>
+      <w:r>
+        <w:rPr>
+          <w:b/>
+          <w:bCs/>
+          <w:sz w:val="18"/>
+          <w:szCs w:val="18"/>
+        </w:rPr>
+        <w:tab/>
+      </w:r>
+      <w:r>
+        <w:rPr>
+          <w:b/>
+          <w:bCs/>
+          <w:sz w:val="18"/>
+          <w:szCs w:val="18"/>
+        </w:rPr>
+        <w:t>Input:</w:t>
+      </w:r>
+      <w:r>
+        <w:rPr>
+          <w:bCs/>
+          <w:sz w:val="18"/>
+          <w:szCs w:val="18"/>
+        </w:rPr>
+        <w:t xml:space="preserve"> s = "([)]"</w:t>
+      </w:r>
+      <w:r>
+        <w:rPr>
+          <w:bCs/>
+          <w:sz w:val="18"/>
+          <w:szCs w:val="18"/>
+        </w:rPr>
+        <w:tab/>
+      </w:r>
+      <w:r>
+        <w:rPr>
+          <w:bCs/>
+          <w:sz w:val="18"/>
+          <w:szCs w:val="18"/>
+        </w:rPr>
+        <w:sym w:font="Wingdings" w:char="F0E8"/>
+      </w:r>
+      <w:r>
+        <w:rPr>
+          <w:bCs/>
+          <w:sz w:val="18"/>
+          <w:szCs w:val="18"/>
+        </w:rPr>
+        <w:tab/>
+      </w:r>
+      <w:r>
+        <w:rPr>
+          <w:b/>
+          <w:bCs/>
+          <w:sz w:val="18"/>
+          <w:szCs w:val="18"/>
+        </w:rPr>
+        <w:t>Output:</w:t>
+      </w:r>
+      <w:r>
+        <w:rPr>
+          <w:bCs/>
+          <w:sz w:val="18"/>
+          <w:szCs w:val="18"/>
+        </w:rPr>
+        <w:t xml:space="preserve"> false</w:t>
+      </w:r>
+    </w:p>
+    <w:p>
+      <w:pPr>
+        <w:spacing w:after="0"/>
+        <w:jc w:val="both"/>
+        <w:rPr>
+          <w:bCs/>
+          <w:sz w:val="18"/>
+          <w:szCs w:val="18"/>
+        </w:rPr>
+      </w:pPr>
+    </w:p>
+    <w:p>
+      <w:pPr>
+        <w:spacing w:after="0"/>
+        <w:jc w:val="both"/>
+        <w:rPr>
+          <w:bCs/>
+          <w:sz w:val="18"/>
+          <w:szCs w:val="18"/>
+        </w:rPr>
+      </w:pPr>
+    </w:p>
+    <w:p>
+      <w:pPr>
+        <w:spacing w:after="0"/>
+        <w:jc w:val="both"/>
+        <w:rPr>
+          <w:bCs/>
+        </w:rPr>
+      </w:pPr>
+      <w:r>
+        <w:rPr>
+          <w:b/>
+          <w:u w:val="single"/>
+        </w:rPr>
+        <w:t>125.Valid Palindrome-</w:t>
+      </w:r>
+      <w:r>
+        <w:rPr>
+          <w:bCs/>
+        </w:rPr>
+        <w:t xml:space="preserve">  </w:t>
+      </w:r>
+    </w:p>
+    <w:p>
+      <w:pPr>
+        <w:spacing w:after="0"/>
+        <w:jc w:val="both"/>
+        <w:rPr>
+          <w:bCs/>
+          <w:sz w:val="18"/>
+          <w:szCs w:val="18"/>
+        </w:rPr>
+      </w:pPr>
+      <w:r>
+        <w:rPr>
+          <w:b/>
+          <w:bCs/>
+          <w:sz w:val="18"/>
+          <w:szCs w:val="18"/>
+        </w:rPr>
+        <w:t>Example 1:</w:t>
+      </w:r>
+      <w:r>
+        <w:rPr>
+          <w:b/>
+          <w:bCs/>
+          <w:sz w:val="18"/>
+          <w:szCs w:val="18"/>
+        </w:rPr>
+        <w:tab/>
+      </w:r>
+      <w:r>
+        <w:rPr>
+          <w:b/>
+          <w:bCs/>
+          <w:sz w:val="18"/>
+          <w:szCs w:val="18"/>
+        </w:rPr>
+        <w:t>Input:</w:t>
+      </w:r>
+      <w:r>
+        <w:rPr>
+          <w:bCs/>
+          <w:sz w:val="18"/>
+          <w:szCs w:val="18"/>
+        </w:rPr>
+        <w:t xml:space="preserve"> s = "A man, a plan, a canal: Panama"</w:t>
+      </w:r>
+      <w:r>
+        <w:rPr>
+          <w:bCs/>
+          <w:sz w:val="18"/>
+          <w:szCs w:val="18"/>
+        </w:rPr>
+        <w:tab/>
+      </w:r>
+      <w:r>
+        <w:rPr>
+          <w:bCs/>
+          <w:sz w:val="18"/>
+          <w:szCs w:val="18"/>
+        </w:rPr>
+        <w:sym w:font="Wingdings" w:char="F0E8"/>
+      </w:r>
+      <w:r>
+        <w:rPr>
+          <w:bCs/>
+          <w:sz w:val="18"/>
+          <w:szCs w:val="18"/>
+        </w:rPr>
+        <w:tab/>
+      </w:r>
+      <w:r>
+        <w:rPr>
+          <w:b/>
+          <w:bCs/>
+          <w:sz w:val="18"/>
+          <w:szCs w:val="18"/>
+        </w:rPr>
+        <w:t>Output:</w:t>
+      </w:r>
+      <w:r>
+        <w:rPr>
+          <w:bCs/>
+          <w:sz w:val="18"/>
+          <w:szCs w:val="18"/>
+        </w:rPr>
+        <w:t xml:space="preserve"> true</w:t>
+      </w:r>
+    </w:p>
+    <w:p>
+      <w:pPr>
+        <w:spacing w:after="0"/>
+        <w:jc w:val="both"/>
+        <w:rPr>
+          <w:bCs/>
+          <w:sz w:val="18"/>
+          <w:szCs w:val="18"/>
+        </w:rPr>
+      </w:pPr>
       <w:r>
         <w:rPr>
           <w:b/>
@@ -649,63 +1348,15 @@
           <w:sz w:val="18"/>
           <w:szCs w:val="18"/>
         </w:rPr>
-        <w:t xml:space="preserve"> Because </w:t>
-      </w:r>
-      <w:proofErr w:type="spellStart"/>
-      <w:proofErr w:type="gramStart"/>
-      <w:r>
-        <w:rPr>
-          <w:bCs/>
-          <w:sz w:val="18"/>
-          <w:szCs w:val="18"/>
-        </w:rPr>
-        <w:t>nums</w:t>
-      </w:r>
-      <w:proofErr w:type="spellEnd"/>
-      <w:r>
-        <w:rPr>
-          <w:bCs/>
-          <w:sz w:val="18"/>
-          <w:szCs w:val="18"/>
-        </w:rPr>
-        <w:t>[</w:t>
-      </w:r>
-      <w:proofErr w:type="gramEnd"/>
-      <w:r>
-        <w:rPr>
-          <w:bCs/>
-          <w:sz w:val="18"/>
-          <w:szCs w:val="18"/>
-        </w:rPr>
-        <w:t xml:space="preserve">0] + </w:t>
-      </w:r>
-      <w:proofErr w:type="spellStart"/>
-      <w:proofErr w:type="gramStart"/>
-      <w:r>
-        <w:rPr>
-          <w:bCs/>
-          <w:sz w:val="18"/>
-          <w:szCs w:val="18"/>
-        </w:rPr>
-        <w:t>nums</w:t>
-      </w:r>
-      <w:proofErr w:type="spellEnd"/>
-      <w:r>
-        <w:rPr>
-          <w:bCs/>
-          <w:sz w:val="18"/>
-          <w:szCs w:val="18"/>
-        </w:rPr>
-        <w:t>[</w:t>
-      </w:r>
-      <w:proofErr w:type="gramEnd"/>
-      <w:r>
-        <w:rPr>
-          <w:bCs/>
-          <w:sz w:val="18"/>
-          <w:szCs w:val="18"/>
-        </w:rPr>
-        <w:t>1] == 9, we return [0, 1].</w:t>
+        <w:t xml:space="preserve"> "amanaplanacanalpanama" is a palindrome.</w:t>
+      </w:r>
+      <w:r>
+        <w:rPr>
+          <w:bCs/>
+          <w:sz w:val="18"/>
+          <w:szCs w:val="18"/>
+        </w:rPr>
+        <w:tab/>
       </w:r>
     </w:p>
     <w:p>
@@ -751,33 +1402,15 @@
           <w:sz w:val="18"/>
           <w:szCs w:val="18"/>
         </w:rPr>
-        <w:t xml:space="preserve"> </w:t>
-      </w:r>
-      <w:proofErr w:type="spellStart"/>
-      <w:r>
-        <w:rPr>
-          <w:bCs/>
-          <w:sz w:val="18"/>
-          <w:szCs w:val="18"/>
-        </w:rPr>
-        <w:t>nums</w:t>
-      </w:r>
-      <w:proofErr w:type="spellEnd"/>
-      <w:r>
-        <w:rPr>
-          <w:bCs/>
-          <w:sz w:val="18"/>
-          <w:szCs w:val="18"/>
-        </w:rPr>
-        <w:t xml:space="preserve"> = [3,2,4], target = 6</w:t>
-      </w:r>
-      <w:r>
-        <w:rPr>
-          <w:bCs/>
-          <w:sz w:val="18"/>
-          <w:szCs w:val="18"/>
-        </w:rPr>
-        <w:t xml:space="preserve"> </w:t>
+        <w:t xml:space="preserve"> s = "race a car"</w:t>
+      </w:r>
+      <w:r>
+        <w:rPr>
+          <w:bCs/>
+          <w:sz w:val="18"/>
+          <w:szCs w:val="18"/>
+        </w:rPr>
+        <w:tab/>
       </w:r>
       <w:r>
         <w:rPr>
@@ -793,14 +1426,6 @@
           <w:sz w:val="18"/>
           <w:szCs w:val="18"/>
         </w:rPr>
-        <w:t xml:space="preserve"> </w:t>
-      </w:r>
-      <w:r>
-        <w:rPr>
-          <w:bCs/>
-          <w:sz w:val="18"/>
-          <w:szCs w:val="18"/>
-        </w:rPr>
         <w:tab/>
       </w:r>
       <w:r>
@@ -818,7 +1443,35 @@
           <w:sz w:val="18"/>
           <w:szCs w:val="18"/>
         </w:rPr>
-        <w:t xml:space="preserve"> [1,2]</w:t>
+        <w:t xml:space="preserve"> false</w:t>
+      </w:r>
+    </w:p>
+    <w:p>
+      <w:pPr>
+        <w:spacing w:after="0"/>
+        <w:jc w:val="both"/>
+        <w:rPr>
+          <w:bCs/>
+          <w:sz w:val="18"/>
+          <w:szCs w:val="18"/>
+        </w:rPr>
+      </w:pPr>
+      <w:r>
+        <w:rPr>
+          <w:b/>
+          <w:bCs/>
+          <w:sz w:val="18"/>
+          <w:szCs w:val="18"/>
+        </w:rPr>
+        <w:t>Explanation:</w:t>
+      </w:r>
+      <w:r>
+        <w:rPr>
+          <w:bCs/>
+          <w:sz w:val="18"/>
+          <w:szCs w:val="18"/>
+        </w:rPr>
+        <w:t xml:space="preserve"> "raceacar" is not a palindrome.</w:t>
       </w:r>
     </w:p>
     <w:p>
@@ -864,34 +1517,184 @@
           <w:sz w:val="18"/>
           <w:szCs w:val="18"/>
         </w:rPr>
-        <w:t xml:space="preserve"> </w:t>
-      </w:r>
-      <w:proofErr w:type="spellStart"/>
-      <w:r>
-        <w:rPr>
-          <w:bCs/>
-          <w:sz w:val="18"/>
-          <w:szCs w:val="18"/>
-        </w:rPr>
-        <w:t>nums</w:t>
-      </w:r>
-      <w:proofErr w:type="spellEnd"/>
-      <w:r>
-        <w:rPr>
-          <w:bCs/>
-          <w:sz w:val="18"/>
-          <w:szCs w:val="18"/>
-        </w:rPr>
-        <w:t xml:space="preserve"> = [3,3], target = 6</w:t>
-      </w:r>
-      <w:r>
-        <w:rPr>
-          <w:bCs/>
-          <w:sz w:val="18"/>
-          <w:szCs w:val="18"/>
+        <w:t xml:space="preserve"> s = " "</w:t>
+      </w:r>
+      <w:r>
+        <w:rPr>
+          <w:bCs/>
+          <w:sz w:val="18"/>
+          <w:szCs w:val="18"/>
+        </w:rPr>
+        <w:tab/>
+      </w:r>
+      <w:r>
+        <w:rPr>
+          <w:bCs/>
+          <w:sz w:val="18"/>
+          <w:szCs w:val="18"/>
+        </w:rPr>
+        <w:sym w:font="Wingdings" w:char="F0E8"/>
+      </w:r>
+      <w:r>
+        <w:rPr>
+          <w:bCs/>
+          <w:sz w:val="18"/>
+          <w:szCs w:val="18"/>
+        </w:rPr>
+        <w:tab/>
+      </w:r>
+      <w:r>
+        <w:rPr>
+          <w:b/>
+          <w:bCs/>
+          <w:sz w:val="18"/>
+          <w:szCs w:val="18"/>
+        </w:rPr>
+        <w:t>Output:</w:t>
+      </w:r>
+      <w:r>
+        <w:rPr>
+          <w:bCs/>
+          <w:sz w:val="18"/>
+          <w:szCs w:val="18"/>
+        </w:rPr>
+        <w:t xml:space="preserve"> true</w:t>
+      </w:r>
+    </w:p>
+    <w:p>
+      <w:pPr>
+        <w:spacing w:after="0"/>
+        <w:jc w:val="both"/>
+        <w:rPr>
+          <w:bCs/>
+          <w:sz w:val="18"/>
+          <w:szCs w:val="18"/>
+        </w:rPr>
+      </w:pPr>
+      <w:r>
+        <w:rPr>
+          <w:b/>
+          <w:bCs/>
+          <w:sz w:val="18"/>
+          <w:szCs w:val="18"/>
+        </w:rPr>
+        <w:t>Explanation:</w:t>
+      </w:r>
+      <w:r>
+        <w:rPr>
+          <w:bCs/>
+          <w:sz w:val="18"/>
+          <w:szCs w:val="18"/>
+        </w:rPr>
+        <w:t xml:space="preserve"> s is an empty string "" after removing non-alphanumeric characters.</w:t>
+      </w:r>
+    </w:p>
+    <w:p>
+      <w:pPr>
+        <w:spacing w:after="0"/>
+        <w:jc w:val="both"/>
+        <w:rPr>
+          <w:bCs/>
+          <w:sz w:val="18"/>
+          <w:szCs w:val="18"/>
+        </w:rPr>
+      </w:pPr>
+      <w:r>
+        <w:rPr>
+          <w:bCs/>
+          <w:sz w:val="18"/>
+          <w:szCs w:val="18"/>
+        </w:rPr>
+        <w:t>Since an empty string reads the same forward and backward, it is a palindrome.</w:t>
+      </w:r>
+    </w:p>
+    <w:p>
+      <w:pPr>
+        <w:spacing w:after="0"/>
+        <w:jc w:val="both"/>
+        <w:rPr>
+          <w:bCs/>
+          <w:sz w:val="18"/>
+          <w:szCs w:val="18"/>
+        </w:rPr>
+      </w:pPr>
+    </w:p>
+    <w:p>
+      <w:pPr>
+        <w:spacing w:after="0"/>
+        <w:jc w:val="both"/>
+        <w:rPr>
+          <w:bCs/>
+          <w:sz w:val="18"/>
+          <w:szCs w:val="18"/>
+        </w:rPr>
+      </w:pPr>
+    </w:p>
+    <w:p>
+      <w:pPr>
+        <w:spacing w:after="0"/>
+        <w:jc w:val="both"/>
+        <w:rPr>
+          <w:bCs/>
+        </w:rPr>
+      </w:pPr>
+      <w:r>
+        <w:rPr>
+          <w:b/>
+          <w:u w:val="single"/>
+        </w:rPr>
+        <w:t>100.Same tree-</w:t>
+      </w:r>
+      <w:r>
+        <w:rPr>
+          <w:bCs/>
         </w:rPr>
         <w:t xml:space="preserve">  </w:t>
       </w:r>
+    </w:p>
+    <w:p>
+      <w:pPr>
+        <w:spacing w:after="0"/>
+        <w:jc w:val="both"/>
+        <w:rPr>
+          <w:bCs/>
+          <w:sz w:val="18"/>
+          <w:szCs w:val="18"/>
+        </w:rPr>
+      </w:pPr>
+      <w:r>
+        <w:rPr>
+          <w:b/>
+          <w:bCs/>
+          <w:sz w:val="18"/>
+          <w:szCs w:val="18"/>
+        </w:rPr>
+        <w:t>Input:</w:t>
+      </w:r>
+      <w:r>
+        <w:rPr>
+          <w:bCs/>
+          <w:sz w:val="18"/>
+          <w:szCs w:val="18"/>
+        </w:rPr>
+        <w:t xml:space="preserve"> p = [1,2,3], q = [1,2,3]</w:t>
+      </w:r>
+      <w:r>
+        <w:rPr>
+          <w:bCs/>
+          <w:sz w:val="18"/>
+          <w:szCs w:val="18"/>
+        </w:rPr>
+        <w:tab/>
+      </w:r>
+      <w:r>
+        <w:rPr>
+          <w:bCs/>
+          <w:sz w:val="18"/>
+          <w:szCs w:val="18"/>
+        </w:rPr>
+        <w:tab/>
+      </w:r>
       <w:r>
         <w:rPr>
           <w:bCs/>
@@ -906,14 +1709,6 @@
           <w:sz w:val="18"/>
           <w:szCs w:val="18"/>
         </w:rPr>
-        <w:t xml:space="preserve">  </w:t>
-      </w:r>
-      <w:r>
-        <w:rPr>
-          <w:bCs/>
-          <w:sz w:val="18"/>
-          <w:szCs w:val="18"/>
-        </w:rPr>
         <w:tab/>
       </w:r>
       <w:r>
@@ -931,70 +1726,19 @@
           <w:sz w:val="18"/>
           <w:szCs w:val="18"/>
         </w:rPr>
-        <w:t xml:space="preserve"> [0,1]</w:t>
-      </w:r>
-    </w:p>
-    <w:p>
-      <w:pPr>
-        <w:spacing w:after="0"/>
-        <w:jc w:val="both"/>
-        <w:rPr>
-          <w:bCs/>
-          <w:sz w:val="18"/>
-          <w:szCs w:val="18"/>
-        </w:rPr>
-      </w:pPr>
-    </w:p>
-    <w:p>
-      <w:pPr>
-        <w:spacing w:after="0"/>
-        <w:jc w:val="both"/>
-        <w:rPr>
-          <w:bCs/>
-        </w:rPr>
-      </w:pPr>
-      <w:r>
-        <w:rPr>
-          <w:b/>
-          <w:u w:val="single"/>
-        </w:rPr>
-        <w:t>20. Valid parenthesis-</w:t>
-      </w:r>
-      <w:r>
-        <w:rPr>
-          <w:bCs/>
-        </w:rPr>
-        <w:t xml:space="preserve"> </w:t>
-      </w:r>
-    </w:p>
-    <w:p>
-      <w:pPr>
-        <w:spacing w:after="0"/>
-        <w:jc w:val="both"/>
-        <w:rPr>
-          <w:bCs/>
-          <w:sz w:val="18"/>
-          <w:szCs w:val="18"/>
-        </w:rPr>
-      </w:pPr>
-      <w:r>
-        <w:rPr>
-          <w:b/>
-          <w:bCs/>
-          <w:sz w:val="18"/>
-          <w:szCs w:val="18"/>
-        </w:rPr>
-        <w:t>Example 1:</w:t>
-      </w:r>
-      <w:r>
-        <w:rPr>
-          <w:b/>
-          <w:bCs/>
-          <w:sz w:val="18"/>
-          <w:szCs w:val="18"/>
-        </w:rPr>
-        <w:tab/>
-      </w:r>
+        <w:t xml:space="preserve"> true</w:t>
+      </w:r>
+    </w:p>
+    <w:p>
+      <w:pPr>
+        <w:spacing w:after="0"/>
+        <w:jc w:val="both"/>
+        <w:rPr>
+          <w:bCs/>
+          <w:sz w:val="18"/>
+          <w:szCs w:val="18"/>
+        </w:rPr>
+      </w:pPr>
       <w:r>
         <w:rPr>
           <w:b/>
@@ -1010,1022 +1754,7 @@
           <w:sz w:val="18"/>
           <w:szCs w:val="18"/>
         </w:rPr>
-        <w:t xml:space="preserve"> s = "()"</w:t>
-      </w:r>
-      <w:r>
-        <w:rPr>
-          <w:bCs/>
-          <w:sz w:val="18"/>
-          <w:szCs w:val="18"/>
-        </w:rPr>
-        <w:tab/>
-      </w:r>
-      <w:r>
-        <w:rPr>
-          <w:bCs/>
-          <w:sz w:val="18"/>
-          <w:szCs w:val="18"/>
-        </w:rPr>
-        <w:sym w:font="Wingdings" w:char="F0E8"/>
-      </w:r>
-      <w:r>
-        <w:rPr>
-          <w:bCs/>
-          <w:sz w:val="18"/>
-          <w:szCs w:val="18"/>
-        </w:rPr>
-        <w:tab/>
-      </w:r>
-      <w:r>
-        <w:rPr>
-          <w:b/>
-          <w:bCs/>
-          <w:sz w:val="18"/>
-          <w:szCs w:val="18"/>
-        </w:rPr>
-        <w:t>Output:</w:t>
-      </w:r>
-      <w:r>
-        <w:rPr>
-          <w:bCs/>
-          <w:sz w:val="18"/>
-          <w:szCs w:val="18"/>
-        </w:rPr>
-        <w:t xml:space="preserve"> true</w:t>
-      </w:r>
-    </w:p>
-    <w:p>
-      <w:pPr>
-        <w:spacing w:after="0"/>
-        <w:jc w:val="both"/>
-        <w:rPr>
-          <w:bCs/>
-          <w:sz w:val="18"/>
-          <w:szCs w:val="18"/>
-        </w:rPr>
-      </w:pPr>
-      <w:r>
-        <w:rPr>
-          <w:b/>
-          <w:bCs/>
-          <w:sz w:val="18"/>
-          <w:szCs w:val="18"/>
-        </w:rPr>
-        <w:t>Example 2:</w:t>
-      </w:r>
-      <w:r>
-        <w:rPr>
-          <w:b/>
-          <w:bCs/>
-          <w:sz w:val="18"/>
-          <w:szCs w:val="18"/>
-        </w:rPr>
-        <w:tab/>
-      </w:r>
-      <w:r>
-        <w:rPr>
-          <w:b/>
-          <w:bCs/>
-          <w:sz w:val="18"/>
-          <w:szCs w:val="18"/>
-        </w:rPr>
-        <w:t>Input:</w:t>
-      </w:r>
-      <w:r>
-        <w:rPr>
-          <w:bCs/>
-          <w:sz w:val="18"/>
-          <w:szCs w:val="18"/>
-        </w:rPr>
-        <w:t xml:space="preserve"> s = "</w:t>
-      </w:r>
-      <w:proofErr w:type="gramStart"/>
-      <w:r>
-        <w:rPr>
-          <w:bCs/>
-          <w:sz w:val="18"/>
-          <w:szCs w:val="18"/>
-        </w:rPr>
-        <w:t>()[]{</w:t>
-      </w:r>
-      <w:proofErr w:type="gramEnd"/>
-      <w:r>
-        <w:rPr>
-          <w:bCs/>
-          <w:sz w:val="18"/>
-          <w:szCs w:val="18"/>
-        </w:rPr>
-        <w:t>}"</w:t>
-      </w:r>
-      <w:r>
-        <w:rPr>
-          <w:bCs/>
-          <w:sz w:val="18"/>
-          <w:szCs w:val="18"/>
-        </w:rPr>
-        <w:tab/>
-      </w:r>
-      <w:r>
-        <w:rPr>
-          <w:bCs/>
-          <w:sz w:val="18"/>
-          <w:szCs w:val="18"/>
-        </w:rPr>
-        <w:sym w:font="Wingdings" w:char="F0E8"/>
-      </w:r>
-      <w:r>
-        <w:rPr>
-          <w:bCs/>
-          <w:sz w:val="18"/>
-          <w:szCs w:val="18"/>
-        </w:rPr>
-        <w:tab/>
-      </w:r>
-      <w:r>
-        <w:rPr>
-          <w:b/>
-          <w:bCs/>
-          <w:sz w:val="18"/>
-          <w:szCs w:val="18"/>
-        </w:rPr>
-        <w:t>Output:</w:t>
-      </w:r>
-      <w:r>
-        <w:rPr>
-          <w:bCs/>
-          <w:sz w:val="18"/>
-          <w:szCs w:val="18"/>
-        </w:rPr>
-        <w:t xml:space="preserve"> true</w:t>
-      </w:r>
-    </w:p>
-    <w:p>
-      <w:pPr>
-        <w:spacing w:after="0"/>
-        <w:jc w:val="both"/>
-        <w:rPr>
-          <w:bCs/>
-          <w:sz w:val="18"/>
-          <w:szCs w:val="18"/>
-        </w:rPr>
-      </w:pPr>
-      <w:r>
-        <w:rPr>
-          <w:b/>
-          <w:bCs/>
-          <w:sz w:val="18"/>
-          <w:szCs w:val="18"/>
-        </w:rPr>
-        <w:t>Example 3:</w:t>
-      </w:r>
-      <w:r>
-        <w:rPr>
-          <w:b/>
-          <w:bCs/>
-          <w:sz w:val="18"/>
-          <w:szCs w:val="18"/>
-        </w:rPr>
-        <w:tab/>
-      </w:r>
-      <w:r>
-        <w:rPr>
-          <w:b/>
-          <w:bCs/>
-          <w:sz w:val="18"/>
-          <w:szCs w:val="18"/>
-        </w:rPr>
-        <w:t>Input:</w:t>
-      </w:r>
-      <w:r>
-        <w:rPr>
-          <w:bCs/>
-          <w:sz w:val="18"/>
-          <w:szCs w:val="18"/>
-        </w:rPr>
-        <w:t xml:space="preserve"> s = "(]"</w:t>
-      </w:r>
-      <w:r>
-        <w:rPr>
-          <w:bCs/>
-          <w:sz w:val="18"/>
-          <w:szCs w:val="18"/>
-        </w:rPr>
-        <w:tab/>
-      </w:r>
-      <w:r>
-        <w:rPr>
-          <w:bCs/>
-          <w:sz w:val="18"/>
-          <w:szCs w:val="18"/>
-        </w:rPr>
-        <w:sym w:font="Wingdings" w:char="F0E8"/>
-      </w:r>
-      <w:r>
-        <w:rPr>
-          <w:bCs/>
-          <w:sz w:val="18"/>
-          <w:szCs w:val="18"/>
-        </w:rPr>
-        <w:tab/>
-      </w:r>
-      <w:r>
-        <w:rPr>
-          <w:b/>
-          <w:bCs/>
-          <w:sz w:val="18"/>
-          <w:szCs w:val="18"/>
-        </w:rPr>
-        <w:t>Output:</w:t>
-      </w:r>
-      <w:r>
-        <w:rPr>
-          <w:bCs/>
-          <w:sz w:val="18"/>
-          <w:szCs w:val="18"/>
-        </w:rPr>
-        <w:t xml:space="preserve"> false</w:t>
-      </w:r>
-    </w:p>
-    <w:p>
-      <w:pPr>
-        <w:spacing w:after="0"/>
-        <w:jc w:val="both"/>
-        <w:rPr>
-          <w:bCs/>
-          <w:sz w:val="18"/>
-          <w:szCs w:val="18"/>
-        </w:rPr>
-      </w:pPr>
-      <w:r>
-        <w:rPr>
-          <w:b/>
-          <w:bCs/>
-          <w:sz w:val="18"/>
-          <w:szCs w:val="18"/>
-        </w:rPr>
-        <w:t>Example 4:</w:t>
-      </w:r>
-      <w:r>
-        <w:rPr>
-          <w:b/>
-          <w:bCs/>
-          <w:sz w:val="18"/>
-          <w:szCs w:val="18"/>
-        </w:rPr>
-        <w:tab/>
-      </w:r>
-      <w:r>
-        <w:rPr>
-          <w:b/>
-          <w:bCs/>
-          <w:sz w:val="18"/>
-          <w:szCs w:val="18"/>
-        </w:rPr>
-        <w:t>Input:</w:t>
-      </w:r>
-      <w:r>
-        <w:rPr>
-          <w:bCs/>
-          <w:sz w:val="18"/>
-          <w:szCs w:val="18"/>
-        </w:rPr>
-        <w:t xml:space="preserve"> s = "([])"</w:t>
-      </w:r>
-      <w:r>
-        <w:rPr>
-          <w:bCs/>
-          <w:sz w:val="18"/>
-          <w:szCs w:val="18"/>
-        </w:rPr>
-        <w:tab/>
-      </w:r>
-      <w:r>
-        <w:rPr>
-          <w:bCs/>
-          <w:sz w:val="18"/>
-          <w:szCs w:val="18"/>
-        </w:rPr>
-        <w:sym w:font="Wingdings" w:char="F0E8"/>
-      </w:r>
-      <w:r>
-        <w:rPr>
-          <w:bCs/>
-          <w:sz w:val="18"/>
-          <w:szCs w:val="18"/>
-        </w:rPr>
-        <w:tab/>
-      </w:r>
-      <w:r>
-        <w:rPr>
-          <w:b/>
-          <w:bCs/>
-          <w:sz w:val="18"/>
-          <w:szCs w:val="18"/>
-        </w:rPr>
-        <w:t>Output:</w:t>
-      </w:r>
-      <w:r>
-        <w:rPr>
-          <w:bCs/>
-          <w:sz w:val="18"/>
-          <w:szCs w:val="18"/>
-        </w:rPr>
-        <w:t xml:space="preserve"> true</w:t>
-      </w:r>
-    </w:p>
-    <w:p>
-      <w:pPr>
-        <w:spacing w:after="0"/>
-        <w:jc w:val="both"/>
-        <w:rPr>
-          <w:bCs/>
-          <w:sz w:val="18"/>
-          <w:szCs w:val="18"/>
-        </w:rPr>
-      </w:pPr>
-      <w:r>
-        <w:rPr>
-          <w:b/>
-          <w:bCs/>
-          <w:sz w:val="18"/>
-          <w:szCs w:val="18"/>
-        </w:rPr>
-        <w:t>Example 5:</w:t>
-      </w:r>
-      <w:r>
-        <w:rPr>
-          <w:b/>
-          <w:bCs/>
-          <w:sz w:val="18"/>
-          <w:szCs w:val="18"/>
-        </w:rPr>
-        <w:tab/>
-      </w:r>
-      <w:r>
-        <w:rPr>
-          <w:b/>
-          <w:bCs/>
-          <w:sz w:val="18"/>
-          <w:szCs w:val="18"/>
-        </w:rPr>
-        <w:t>Input:</w:t>
-      </w:r>
-      <w:r>
-        <w:rPr>
-          <w:bCs/>
-          <w:sz w:val="18"/>
-          <w:szCs w:val="18"/>
-        </w:rPr>
-        <w:t xml:space="preserve"> s = "([)]"</w:t>
-      </w:r>
-      <w:r>
-        <w:rPr>
-          <w:bCs/>
-          <w:sz w:val="18"/>
-          <w:szCs w:val="18"/>
-        </w:rPr>
-        <w:tab/>
-      </w:r>
-      <w:r>
-        <w:rPr>
-          <w:bCs/>
-          <w:sz w:val="18"/>
-          <w:szCs w:val="18"/>
-        </w:rPr>
-        <w:sym w:font="Wingdings" w:char="F0E8"/>
-      </w:r>
-      <w:r>
-        <w:rPr>
-          <w:bCs/>
-          <w:sz w:val="18"/>
-          <w:szCs w:val="18"/>
-        </w:rPr>
-        <w:tab/>
-      </w:r>
-      <w:r>
-        <w:rPr>
-          <w:b/>
-          <w:bCs/>
-          <w:sz w:val="18"/>
-          <w:szCs w:val="18"/>
-        </w:rPr>
-        <w:t>Output:</w:t>
-      </w:r>
-      <w:r>
-        <w:rPr>
-          <w:bCs/>
-          <w:sz w:val="18"/>
-          <w:szCs w:val="18"/>
-        </w:rPr>
-        <w:t xml:space="preserve"> false</w:t>
-      </w:r>
-    </w:p>
-    <w:p>
-      <w:pPr>
-        <w:spacing w:after="0"/>
-        <w:jc w:val="both"/>
-        <w:rPr>
-          <w:bCs/>
-          <w:sz w:val="18"/>
-          <w:szCs w:val="18"/>
-        </w:rPr>
-      </w:pPr>
-    </w:p>
-    <w:p>
-      <w:pPr>
-        <w:spacing w:after="0"/>
-        <w:jc w:val="both"/>
-        <w:rPr>
-          <w:bCs/>
-        </w:rPr>
-      </w:pPr>
-      <w:r>
-        <w:rPr>
-          <w:b/>
-          <w:u w:val="single"/>
-        </w:rPr>
-        <w:t>125.Valid Palindrome-</w:t>
-      </w:r>
-      <w:r>
-        <w:rPr>
-          <w:bCs/>
-        </w:rPr>
-        <w:t xml:space="preserve">  </w:t>
-      </w:r>
-    </w:p>
-    <w:p>
-      <w:pPr>
-        <w:spacing w:after="0"/>
-        <w:jc w:val="both"/>
-        <w:rPr>
-          <w:bCs/>
-          <w:sz w:val="18"/>
-          <w:szCs w:val="18"/>
-        </w:rPr>
-      </w:pPr>
-      <w:r>
-        <w:rPr>
-          <w:b/>
-          <w:bCs/>
-          <w:sz w:val="18"/>
-          <w:szCs w:val="18"/>
-        </w:rPr>
-        <w:t>Example 1:</w:t>
-      </w:r>
-      <w:r>
-        <w:rPr>
-          <w:b/>
-          <w:bCs/>
-          <w:sz w:val="18"/>
-          <w:szCs w:val="18"/>
-        </w:rPr>
-        <w:tab/>
-      </w:r>
-      <w:r>
-        <w:rPr>
-          <w:b/>
-          <w:bCs/>
-          <w:sz w:val="18"/>
-          <w:szCs w:val="18"/>
-        </w:rPr>
-        <w:t>Input:</w:t>
-      </w:r>
-      <w:r>
-        <w:rPr>
-          <w:bCs/>
-          <w:sz w:val="18"/>
-          <w:szCs w:val="18"/>
-        </w:rPr>
-        <w:t xml:space="preserve"> s = "A man, a plan, a canal: Panama"</w:t>
-      </w:r>
-      <w:r>
-        <w:rPr>
-          <w:bCs/>
-          <w:sz w:val="18"/>
-          <w:szCs w:val="18"/>
-        </w:rPr>
-        <w:tab/>
-      </w:r>
-      <w:r>
-        <w:rPr>
-          <w:bCs/>
-          <w:sz w:val="18"/>
-          <w:szCs w:val="18"/>
-        </w:rPr>
-        <w:sym w:font="Wingdings" w:char="F0E8"/>
-      </w:r>
-      <w:r>
-        <w:rPr>
-          <w:bCs/>
-          <w:sz w:val="18"/>
-          <w:szCs w:val="18"/>
-        </w:rPr>
-        <w:tab/>
-      </w:r>
-      <w:r>
-        <w:rPr>
-          <w:b/>
-          <w:bCs/>
-          <w:sz w:val="18"/>
-          <w:szCs w:val="18"/>
-        </w:rPr>
-        <w:t>Output:</w:t>
-      </w:r>
-      <w:r>
-        <w:rPr>
-          <w:bCs/>
-          <w:sz w:val="18"/>
-          <w:szCs w:val="18"/>
-        </w:rPr>
-        <w:t xml:space="preserve"> true</w:t>
-      </w:r>
-    </w:p>
-    <w:p>
-      <w:pPr>
-        <w:spacing w:after="0"/>
-        <w:jc w:val="both"/>
-        <w:rPr>
-          <w:bCs/>
-          <w:sz w:val="18"/>
-          <w:szCs w:val="18"/>
-        </w:rPr>
-      </w:pPr>
-      <w:r>
-        <w:rPr>
-          <w:b/>
-          <w:bCs/>
-          <w:sz w:val="18"/>
-          <w:szCs w:val="18"/>
-        </w:rPr>
-        <w:t>Explanation:</w:t>
-      </w:r>
-      <w:r>
-        <w:rPr>
-          <w:bCs/>
-          <w:sz w:val="18"/>
-          <w:szCs w:val="18"/>
-        </w:rPr>
-        <w:t xml:space="preserve"> "</w:t>
-      </w:r>
-      <w:proofErr w:type="spellStart"/>
-      <w:r>
-        <w:rPr>
-          <w:bCs/>
-          <w:sz w:val="18"/>
-          <w:szCs w:val="18"/>
-        </w:rPr>
-        <w:t>amanaplanacanalpanama</w:t>
-      </w:r>
-      <w:proofErr w:type="spellEnd"/>
-      <w:r>
-        <w:rPr>
-          <w:bCs/>
-          <w:sz w:val="18"/>
-          <w:szCs w:val="18"/>
-        </w:rPr>
-        <w:t>" is a palindrome.</w:t>
-      </w:r>
-      <w:r>
-        <w:rPr>
-          <w:bCs/>
-          <w:sz w:val="18"/>
-          <w:szCs w:val="18"/>
-        </w:rPr>
-        <w:tab/>
-      </w:r>
-    </w:p>
-    <w:p>
-      <w:pPr>
-        <w:spacing w:after="0"/>
-        <w:jc w:val="both"/>
-        <w:rPr>
-          <w:bCs/>
-          <w:sz w:val="18"/>
-          <w:szCs w:val="18"/>
-        </w:rPr>
-      </w:pPr>
-      <w:r>
-        <w:rPr>
-          <w:b/>
-          <w:bCs/>
-          <w:sz w:val="18"/>
-          <w:szCs w:val="18"/>
-        </w:rPr>
-        <w:t>Example 2:</w:t>
-      </w:r>
-      <w:r>
-        <w:rPr>
-          <w:b/>
-          <w:bCs/>
-          <w:sz w:val="18"/>
-          <w:szCs w:val="18"/>
-        </w:rPr>
-        <w:tab/>
-      </w:r>
-      <w:r>
-        <w:rPr>
-          <w:b/>
-          <w:bCs/>
-          <w:sz w:val="18"/>
-          <w:szCs w:val="18"/>
-        </w:rPr>
-        <w:t>Input:</w:t>
-      </w:r>
-      <w:r>
-        <w:rPr>
-          <w:bCs/>
-          <w:sz w:val="18"/>
-          <w:szCs w:val="18"/>
-        </w:rPr>
-        <w:t xml:space="preserve"> s = "race a car"</w:t>
-      </w:r>
-      <w:r>
-        <w:rPr>
-          <w:bCs/>
-          <w:sz w:val="18"/>
-          <w:szCs w:val="18"/>
-        </w:rPr>
-        <w:tab/>
-      </w:r>
-      <w:r>
-        <w:rPr>
-          <w:bCs/>
-          <w:sz w:val="18"/>
-          <w:szCs w:val="18"/>
-        </w:rPr>
-        <w:sym w:font="Wingdings" w:char="F0E8"/>
-      </w:r>
-      <w:r>
-        <w:rPr>
-          <w:bCs/>
-          <w:sz w:val="18"/>
-          <w:szCs w:val="18"/>
-        </w:rPr>
-        <w:tab/>
-      </w:r>
-      <w:r>
-        <w:rPr>
-          <w:b/>
-          <w:bCs/>
-          <w:sz w:val="18"/>
-          <w:szCs w:val="18"/>
-        </w:rPr>
-        <w:t>Output:</w:t>
-      </w:r>
-      <w:r>
-        <w:rPr>
-          <w:bCs/>
-          <w:sz w:val="18"/>
-          <w:szCs w:val="18"/>
-        </w:rPr>
-        <w:t xml:space="preserve"> false</w:t>
-      </w:r>
-    </w:p>
-    <w:p>
-      <w:pPr>
-        <w:spacing w:after="0"/>
-        <w:jc w:val="both"/>
-        <w:rPr>
-          <w:bCs/>
-          <w:sz w:val="18"/>
-          <w:szCs w:val="18"/>
-        </w:rPr>
-      </w:pPr>
-      <w:r>
-        <w:rPr>
-          <w:b/>
-          <w:bCs/>
-          <w:sz w:val="18"/>
-          <w:szCs w:val="18"/>
-        </w:rPr>
-        <w:t>Explanation:</w:t>
-      </w:r>
-      <w:r>
-        <w:rPr>
-          <w:bCs/>
-          <w:sz w:val="18"/>
-          <w:szCs w:val="18"/>
-        </w:rPr>
-        <w:t xml:space="preserve"> "</w:t>
-      </w:r>
-      <w:proofErr w:type="spellStart"/>
-      <w:r>
-        <w:rPr>
-          <w:bCs/>
-          <w:sz w:val="18"/>
-          <w:szCs w:val="18"/>
-        </w:rPr>
-        <w:t>raceacar</w:t>
-      </w:r>
-      <w:proofErr w:type="spellEnd"/>
-      <w:r>
-        <w:rPr>
-          <w:bCs/>
-          <w:sz w:val="18"/>
-          <w:szCs w:val="18"/>
-        </w:rPr>
-        <w:t>" is not a palindrome.</w:t>
-      </w:r>
-    </w:p>
-    <w:p>
-      <w:pPr>
-        <w:spacing w:after="0"/>
-        <w:jc w:val="both"/>
-        <w:rPr>
-          <w:bCs/>
-          <w:sz w:val="18"/>
-          <w:szCs w:val="18"/>
-        </w:rPr>
-      </w:pPr>
-      <w:r>
-        <w:rPr>
-          <w:b/>
-          <w:bCs/>
-          <w:sz w:val="18"/>
-          <w:szCs w:val="18"/>
-        </w:rPr>
-        <w:t>Example 3:</w:t>
-      </w:r>
-      <w:r>
-        <w:rPr>
-          <w:b/>
-          <w:bCs/>
-          <w:sz w:val="18"/>
-          <w:szCs w:val="18"/>
-        </w:rPr>
-        <w:tab/>
-      </w:r>
-      <w:r>
-        <w:rPr>
-          <w:b/>
-          <w:bCs/>
-          <w:sz w:val="18"/>
-          <w:szCs w:val="18"/>
-        </w:rPr>
-        <w:t>Input:</w:t>
-      </w:r>
-      <w:r>
-        <w:rPr>
-          <w:bCs/>
-          <w:sz w:val="18"/>
-          <w:szCs w:val="18"/>
-        </w:rPr>
-        <w:t xml:space="preserve"> s = " "</w:t>
-      </w:r>
-      <w:r>
-        <w:rPr>
-          <w:bCs/>
-          <w:sz w:val="18"/>
-          <w:szCs w:val="18"/>
-        </w:rPr>
-        <w:tab/>
-      </w:r>
-      <w:r>
-        <w:rPr>
-          <w:bCs/>
-          <w:sz w:val="18"/>
-          <w:szCs w:val="18"/>
-        </w:rPr>
-        <w:sym w:font="Wingdings" w:char="F0E8"/>
-      </w:r>
-      <w:r>
-        <w:rPr>
-          <w:bCs/>
-          <w:sz w:val="18"/>
-          <w:szCs w:val="18"/>
-        </w:rPr>
-        <w:tab/>
-      </w:r>
-      <w:r>
-        <w:rPr>
-          <w:b/>
-          <w:bCs/>
-          <w:sz w:val="18"/>
-          <w:szCs w:val="18"/>
-        </w:rPr>
-        <w:t>Output:</w:t>
-      </w:r>
-      <w:r>
-        <w:rPr>
-          <w:bCs/>
-          <w:sz w:val="18"/>
-          <w:szCs w:val="18"/>
-        </w:rPr>
-        <w:t xml:space="preserve"> true</w:t>
-      </w:r>
-    </w:p>
-    <w:p>
-      <w:pPr>
-        <w:spacing w:after="0"/>
-        <w:jc w:val="both"/>
-        <w:rPr>
-          <w:bCs/>
-          <w:sz w:val="18"/>
-          <w:szCs w:val="18"/>
-        </w:rPr>
-      </w:pPr>
-      <w:r>
-        <w:rPr>
-          <w:b/>
-          <w:bCs/>
-          <w:sz w:val="18"/>
-          <w:szCs w:val="18"/>
-        </w:rPr>
-        <w:t>Explanation:</w:t>
-      </w:r>
-      <w:r>
-        <w:rPr>
-          <w:bCs/>
-          <w:sz w:val="18"/>
-          <w:szCs w:val="18"/>
-        </w:rPr>
-        <w:t xml:space="preserve"> s is an empty string "" after removing non-alphanumeric characters.</w:t>
-      </w:r>
-    </w:p>
-    <w:p>
-      <w:pPr>
-        <w:spacing w:after="0"/>
-        <w:jc w:val="both"/>
-        <w:rPr>
-          <w:bCs/>
-          <w:sz w:val="18"/>
-          <w:szCs w:val="18"/>
-        </w:rPr>
-      </w:pPr>
-      <w:r>
-        <w:rPr>
-          <w:bCs/>
-          <w:sz w:val="18"/>
-          <w:szCs w:val="18"/>
-        </w:rPr>
-        <w:t>Since an empty string reads the same forward and backward, it is a palindrome.</w:t>
-      </w:r>
-    </w:p>
-    <w:p>
-      <w:pPr>
-        <w:spacing w:after="0"/>
-        <w:jc w:val="both"/>
-        <w:rPr>
-          <w:bCs/>
-          <w:sz w:val="18"/>
-          <w:szCs w:val="18"/>
-        </w:rPr>
-      </w:pPr>
-    </w:p>
-    <w:p>
-      <w:pPr>
-        <w:spacing w:after="0"/>
-        <w:jc w:val="both"/>
-        <w:rPr>
-          <w:bCs/>
-          <w:sz w:val="18"/>
-          <w:szCs w:val="18"/>
-        </w:rPr>
-      </w:pPr>
-    </w:p>
-    <w:p>
-      <w:pPr>
-        <w:spacing w:after="0"/>
-        <w:jc w:val="both"/>
-        <w:rPr>
-          <w:bCs/>
-        </w:rPr>
-      </w:pPr>
-      <w:r>
-        <w:rPr>
-          <w:b/>
-          <w:u w:val="single"/>
-        </w:rPr>
-        <w:t>100.Same tree-</w:t>
-      </w:r>
-      <w:r>
-        <w:rPr>
-          <w:bCs/>
-        </w:rPr>
-        <w:t xml:space="preserve">  </w:t>
-      </w:r>
-    </w:p>
-    <w:p>
-      <w:pPr>
-        <w:spacing w:after="0"/>
-        <w:jc w:val="both"/>
-        <w:rPr>
-          <w:bCs/>
-          <w:sz w:val="18"/>
-          <w:szCs w:val="18"/>
-        </w:rPr>
-      </w:pPr>
-      <w:r>
-        <w:rPr>
-          <w:b/>
-          <w:bCs/>
-          <w:sz w:val="18"/>
-          <w:szCs w:val="18"/>
-        </w:rPr>
-        <w:t>Input:</w:t>
-      </w:r>
-      <w:r>
-        <w:rPr>
-          <w:bCs/>
-          <w:sz w:val="18"/>
-          <w:szCs w:val="18"/>
-        </w:rPr>
-        <w:t xml:space="preserve"> p = [1,2,3], q = [1,2,3]</w:t>
-      </w:r>
-      <w:r>
-        <w:rPr>
-          <w:bCs/>
-          <w:sz w:val="18"/>
-          <w:szCs w:val="18"/>
-        </w:rPr>
-        <w:tab/>
-      </w:r>
-      <w:r>
-        <w:rPr>
-          <w:bCs/>
-          <w:sz w:val="18"/>
-          <w:szCs w:val="18"/>
-        </w:rPr>
-        <w:tab/>
-      </w:r>
-      <w:r>
-        <w:rPr>
-          <w:bCs/>
-          <w:sz w:val="18"/>
-          <w:szCs w:val="18"/>
-        </w:rPr>
-        <w:sym w:font="Wingdings" w:char="F0E8"/>
-      </w:r>
-      <w:r>
-        <w:rPr>
-          <w:bCs/>
-          <w:sz w:val="18"/>
-          <w:szCs w:val="18"/>
-        </w:rPr>
-        <w:tab/>
-      </w:r>
-      <w:r>
-        <w:rPr>
-          <w:b/>
-          <w:bCs/>
-          <w:sz w:val="18"/>
-          <w:szCs w:val="18"/>
-        </w:rPr>
-        <w:t>Output:</w:t>
-      </w:r>
-      <w:r>
-        <w:rPr>
-          <w:bCs/>
-          <w:sz w:val="18"/>
-          <w:szCs w:val="18"/>
-        </w:rPr>
-        <w:t xml:space="preserve"> true</w:t>
-      </w:r>
-    </w:p>
-    <w:p>
-      <w:pPr>
-        <w:spacing w:after="0"/>
-        <w:jc w:val="both"/>
-        <w:rPr>
-          <w:bCs/>
-          <w:sz w:val="18"/>
-          <w:szCs w:val="18"/>
-        </w:rPr>
-      </w:pPr>
-      <w:r>
-        <w:rPr>
-          <w:b/>
-          <w:bCs/>
-          <w:sz w:val="18"/>
-          <w:szCs w:val="18"/>
-        </w:rPr>
-        <w:t>Input:</w:t>
-      </w:r>
-      <w:r>
-        <w:rPr>
-          <w:bCs/>
-          <w:sz w:val="18"/>
-          <w:szCs w:val="18"/>
-        </w:rPr>
-        <w:t xml:space="preserve"> p = [1,2], q = [</w:t>
-      </w:r>
-      <w:proofErr w:type="gramStart"/>
-      <w:r>
-        <w:rPr>
-          <w:bCs/>
-          <w:sz w:val="18"/>
-          <w:szCs w:val="18"/>
-        </w:rPr>
-        <w:t>1,null</w:t>
-      </w:r>
-      <w:proofErr w:type="gramEnd"/>
-      <w:r>
-        <w:rPr>
-          <w:bCs/>
-          <w:sz w:val="18"/>
-          <w:szCs w:val="18"/>
-        </w:rPr>
-        <w:t>,2]</w:t>
+        <w:t xml:space="preserve"> p = [1,2], q = [1,null,2]</w:t>
       </w:r>
       <w:r>
         <w:rPr>

--- a/Blind75.docx
+++ b/Blind75.docx
@@ -78,8 +78,17 @@
           <w:sz w:val="18"/>
           <w:szCs w:val="18"/>
         </w:rPr>
-        <w:t>Example1 :</w:t>
-      </w:r>
+        <w:t>Example</w:t>
+      </w:r>
+      <w:proofErr w:type="gramStart"/>
+      <w:r>
+        <w:rPr>
+          <w:sz w:val="18"/>
+          <w:szCs w:val="18"/>
+        </w:rPr>
+        <w:t>1 :</w:t>
+      </w:r>
+      <w:proofErr w:type="gramEnd"/>
       <w:r>
         <w:rPr>
           <w:sz w:val="18"/>
@@ -281,6 +290,7 @@
           <w:szCs w:val="18"/>
         </w:rPr>
       </w:pPr>
+      <w:proofErr w:type="gramStart"/>
       <w:r>
         <w:rPr>
           <w:sz w:val="18"/>
@@ -288,6 +298,7 @@
         </w:rPr>
         <w:t>Solution :</w:t>
       </w:r>
+      <w:proofErr w:type="gramEnd"/>
     </w:p>
     <w:p>
       <w:pPr>
@@ -320,41 +331,146 @@
           <w:sz w:val="18"/>
           <w:szCs w:val="18"/>
         </w:rPr>
-        <w:t>BF -&gt; iterate over a list until one point to null , if list1 node &lt; list2 node . .. then add .</w:t>
-      </w:r>
-    </w:p>
-    <w:p>
-      <w:pPr>
-        <w:spacing w:after="0"/>
-        <w:jc w:val="both"/>
-        <w:rPr>
-          <w:sz w:val="18"/>
-          <w:szCs w:val="18"/>
-        </w:rPr>
-      </w:pPr>
-      <w:r>
-        <w:rPr>
-          <w:sz w:val="18"/>
-          <w:szCs w:val="18"/>
-        </w:rPr>
-        <w:t>Approach1 : start with a dummy node, and a tail node. Iterate and compare nodes of list1,list2  . Move tail.next .</w:t>
-      </w:r>
-    </w:p>
-    <w:p>
-      <w:pPr>
-        <w:spacing w:after="0"/>
-        <w:jc w:val="both"/>
-        <w:rPr>
-          <w:sz w:val="18"/>
-          <w:szCs w:val="18"/>
-        </w:rPr>
-      </w:pPr>
-      <w:r>
-        <w:rPr>
-          <w:sz w:val="18"/>
-          <w:szCs w:val="18"/>
-        </w:rPr>
-        <w:t xml:space="preserve">Approach2 : To merge in sorted order </w:t>
+        <w:t xml:space="preserve">BF -&gt; iterate over a list until one point to </w:t>
+      </w:r>
+      <w:proofErr w:type="gramStart"/>
+      <w:r>
+        <w:rPr>
+          <w:sz w:val="18"/>
+          <w:szCs w:val="18"/>
+        </w:rPr>
+        <w:t>null ,</w:t>
+      </w:r>
+      <w:proofErr w:type="gramEnd"/>
+      <w:r>
+        <w:rPr>
+          <w:sz w:val="18"/>
+          <w:szCs w:val="18"/>
+        </w:rPr>
+        <w:t xml:space="preserve"> if list1 node &lt; list2 </w:t>
+      </w:r>
+      <w:proofErr w:type="gramStart"/>
+      <w:r>
+        <w:rPr>
+          <w:sz w:val="18"/>
+          <w:szCs w:val="18"/>
+        </w:rPr>
+        <w:t>node . ..</w:t>
+      </w:r>
+      <w:proofErr w:type="gramEnd"/>
+      <w:r>
+        <w:rPr>
+          <w:sz w:val="18"/>
+          <w:szCs w:val="18"/>
+        </w:rPr>
+        <w:t xml:space="preserve"> then </w:t>
+      </w:r>
+      <w:proofErr w:type="gramStart"/>
+      <w:r>
+        <w:rPr>
+          <w:sz w:val="18"/>
+          <w:szCs w:val="18"/>
+        </w:rPr>
+        <w:t>add .</w:t>
+      </w:r>
+      <w:proofErr w:type="gramEnd"/>
+    </w:p>
+    <w:p>
+      <w:pPr>
+        <w:spacing w:after="0"/>
+        <w:jc w:val="both"/>
+        <w:rPr>
+          <w:sz w:val="18"/>
+          <w:szCs w:val="18"/>
+        </w:rPr>
+      </w:pPr>
+      <w:r>
+        <w:rPr>
+          <w:sz w:val="18"/>
+          <w:szCs w:val="18"/>
+        </w:rPr>
+        <w:t>Approach</w:t>
+      </w:r>
+      <w:proofErr w:type="gramStart"/>
+      <w:r>
+        <w:rPr>
+          <w:sz w:val="18"/>
+          <w:szCs w:val="18"/>
+        </w:rPr>
+        <w:t>1 :</w:t>
+      </w:r>
+      <w:proofErr w:type="gramEnd"/>
+      <w:r>
+        <w:rPr>
+          <w:sz w:val="18"/>
+          <w:szCs w:val="18"/>
+        </w:rPr>
+        <w:t xml:space="preserve"> start with a dummy node, and a tail node. Iterate and compare nodes of list</w:t>
+      </w:r>
+      <w:proofErr w:type="gramStart"/>
+      <w:r>
+        <w:rPr>
+          <w:sz w:val="18"/>
+          <w:szCs w:val="18"/>
+        </w:rPr>
+        <w:t>1,list2  .</w:t>
+      </w:r>
+      <w:proofErr w:type="gramEnd"/>
+      <w:r>
+        <w:rPr>
+          <w:sz w:val="18"/>
+          <w:szCs w:val="18"/>
+        </w:rPr>
+        <w:t xml:space="preserve"> Move </w:t>
+      </w:r>
+      <w:proofErr w:type="gramStart"/>
+      <w:r>
+        <w:rPr>
+          <w:sz w:val="18"/>
+          <w:szCs w:val="18"/>
+        </w:rPr>
+        <w:t>tail.next</w:t>
+      </w:r>
+      <w:proofErr w:type="gramEnd"/>
+      <w:r>
+        <w:rPr>
+          <w:sz w:val="18"/>
+          <w:szCs w:val="18"/>
+        </w:rPr>
+        <w:t xml:space="preserve"> .</w:t>
+      </w:r>
+    </w:p>
+    <w:p>
+      <w:pPr>
+        <w:spacing w:after="0"/>
+        <w:jc w:val="both"/>
+        <w:rPr>
+          <w:sz w:val="18"/>
+          <w:szCs w:val="18"/>
+        </w:rPr>
+      </w:pPr>
+      <w:r>
+        <w:rPr>
+          <w:sz w:val="18"/>
+          <w:szCs w:val="18"/>
+        </w:rPr>
+        <w:t>Approach</w:t>
+      </w:r>
+      <w:proofErr w:type="gramStart"/>
+      <w:r>
+        <w:rPr>
+          <w:sz w:val="18"/>
+          <w:szCs w:val="18"/>
+        </w:rPr>
+        <w:t>2 :</w:t>
+      </w:r>
+      <w:proofErr w:type="gramEnd"/>
+      <w:r>
+        <w:rPr>
+          <w:sz w:val="18"/>
+          <w:szCs w:val="18"/>
+        </w:rPr>
+        <w:t xml:space="preserve"> To merge in sorted order </w:t>
       </w:r>
       <w:r>
         <w:rPr>
@@ -368,8 +484,33 @@
           <w:sz w:val="18"/>
           <w:szCs w:val="18"/>
         </w:rPr>
-        <w:t xml:space="preserve"> Iterate over lists. Check pointers as L1&lt;l2 -&gt; dummy.nest=l1 .</w:t>
-      </w:r>
+        <w:t xml:space="preserve"> Iterate over lists. Check pointers as L1&lt;l2 -&gt; </w:t>
+      </w:r>
+      <w:proofErr w:type="gramStart"/>
+      <w:r>
+        <w:rPr>
+          <w:sz w:val="18"/>
+          <w:szCs w:val="18"/>
+        </w:rPr>
+        <w:t>dummy.nest</w:t>
+      </w:r>
+      <w:proofErr w:type="gramEnd"/>
+      <w:r>
+        <w:rPr>
+          <w:sz w:val="18"/>
+          <w:szCs w:val="18"/>
+        </w:rPr>
+        <w:t>=l</w:t>
+      </w:r>
+      <w:proofErr w:type="gramStart"/>
+      <w:r>
+        <w:rPr>
+          <w:sz w:val="18"/>
+          <w:szCs w:val="18"/>
+        </w:rPr>
+        <w:t>1 .</w:t>
+      </w:r>
+      <w:proofErr w:type="gramEnd"/>
     </w:p>
     <w:p>
       <w:pPr>
@@ -531,7 +672,43 @@
           <w:sz w:val="18"/>
           <w:szCs w:val="18"/>
         </w:rPr>
-        <w:t xml:space="preserve"> Because nums[0] + nums[1] == 9, we return [0, 1].</w:t>
+        <w:t xml:space="preserve"> Because </w:t>
+      </w:r>
+      <w:proofErr w:type="gramStart"/>
+      <w:r>
+        <w:rPr>
+          <w:bCs/>
+          <w:sz w:val="18"/>
+          <w:szCs w:val="18"/>
+        </w:rPr>
+        <w:t>nums[</w:t>
+      </w:r>
+      <w:proofErr w:type="gramEnd"/>
+      <w:r>
+        <w:rPr>
+          <w:bCs/>
+          <w:sz w:val="18"/>
+          <w:szCs w:val="18"/>
+        </w:rPr>
+        <w:t xml:space="preserve">0] + </w:t>
+      </w:r>
+      <w:proofErr w:type="gramStart"/>
+      <w:r>
+        <w:rPr>
+          <w:bCs/>
+          <w:sz w:val="18"/>
+          <w:szCs w:val="18"/>
+        </w:rPr>
+        <w:t>nums[</w:t>
+      </w:r>
+      <w:proofErr w:type="gramEnd"/>
+      <w:r>
+        <w:rPr>
+          <w:bCs/>
+          <w:sz w:val="18"/>
+          <w:szCs w:val="18"/>
+        </w:rPr>
+        <w:t>1] == 9, we return [0, 1].</w:t>
       </w:r>
     </w:p>
     <w:p>
@@ -887,7 +1064,25 @@
           <w:sz w:val="18"/>
           <w:szCs w:val="18"/>
         </w:rPr>
-        <w:t xml:space="preserve"> s = "()[]{}"</w:t>
+        <w:t xml:space="preserve"> s = "</w:t>
+      </w:r>
+      <w:proofErr w:type="gramStart"/>
+      <w:r>
+        <w:rPr>
+          <w:bCs/>
+          <w:sz w:val="18"/>
+          <w:szCs w:val="18"/>
+        </w:rPr>
+        <w:t>()[]{</w:t>
+      </w:r>
+      <w:proofErr w:type="gramEnd"/>
+      <w:r>
+        <w:rPr>
+          <w:bCs/>
+          <w:sz w:val="18"/>
+          <w:szCs w:val="18"/>
+        </w:rPr>
+        <w:t>}"</w:t>
       </w:r>
       <w:r>
         <w:rPr>
@@ -1689,6 +1884,59 @@
       </w:r>
       <w:r>
         <w:rPr>
+          <w:noProof/>
+        </w:rPr>
+        <w:drawing>
+          <wp:inline distT="0" distB="0" distL="0" distR="0" wp14:anchorId="5EB6D7FB" wp14:editId="51924B58">
+            <wp:extent cx="1770380" cy="391178"/>
+            <wp:effectExtent l="0" t="0" r="1270" b="8890"/>
+            <wp:docPr id="1118851688" name="Picture 2"/>
+            <wp:cNvGraphicFramePr>
+              <a:graphicFrameLocks xmlns:a="http://schemas.openxmlformats.org/drawingml/2006/main" noChangeAspect="1"/>
+            </wp:cNvGraphicFramePr>
+            <a:graphic xmlns:a="http://schemas.openxmlformats.org/drawingml/2006/main">
+              <a:graphicData uri="http://schemas.openxmlformats.org/drawingml/2006/picture">
+                <pic:pic xmlns:pic="http://schemas.openxmlformats.org/drawingml/2006/picture">
+                  <pic:nvPicPr>
+                    <pic:cNvPr id="0" name="Picture 3"/>
+                    <pic:cNvPicPr>
+                      <a:picLocks noChangeAspect="1" noChangeArrowheads="1"/>
+                    </pic:cNvPicPr>
+                  </pic:nvPicPr>
+                  <pic:blipFill>
+                    <a:blip r:embed="rId5" cstate="print">
+                      <a:extLst>
+                        <a:ext uri="{28A0092B-C50C-407E-A947-70E740481C1C}">
+                          <a14:useLocalDpi xmlns:a14="http://schemas.microsoft.com/office/drawing/2010/main" val="0"/>
+                        </a:ext>
+                      </a:extLst>
+                    </a:blip>
+                    <a:srcRect/>
+                    <a:stretch>
+                      <a:fillRect/>
+                    </a:stretch>
+                  </pic:blipFill>
+                  <pic:spPr bwMode="auto">
+                    <a:xfrm>
+                      <a:off x="0" y="0"/>
+                      <a:ext cx="1832829" cy="404977"/>
+                    </a:xfrm>
+                    <a:prstGeom prst="rect">
+                      <a:avLst/>
+                    </a:prstGeom>
+                    <a:noFill/>
+                    <a:ln>
+                      <a:noFill/>
+                    </a:ln>
+                  </pic:spPr>
+                </pic:pic>
+              </a:graphicData>
+            </a:graphic>
+          </wp:inline>
+        </w:drawing>
+      </w:r>
+      <w:r>
+        <w:rPr>
           <w:bCs/>
           <w:sz w:val="18"/>
           <w:szCs w:val="18"/>
@@ -1754,7 +2002,84 @@
           <w:sz w:val="18"/>
           <w:szCs w:val="18"/>
         </w:rPr>
-        <w:t xml:space="preserve"> p = [1,2], q = [1,null,2]</w:t>
+        <w:t xml:space="preserve"> p = [1,2], q = [</w:t>
+      </w:r>
+      <w:proofErr w:type="gramStart"/>
+      <w:r>
+        <w:rPr>
+          <w:bCs/>
+          <w:sz w:val="18"/>
+          <w:szCs w:val="18"/>
+        </w:rPr>
+        <w:t>1,null</w:t>
+      </w:r>
+      <w:proofErr w:type="gramEnd"/>
+      <w:r>
+        <w:rPr>
+          <w:bCs/>
+          <w:sz w:val="18"/>
+          <w:szCs w:val="18"/>
+        </w:rPr>
+        <w:t>,2]</w:t>
+      </w:r>
+      <w:r>
+        <w:rPr>
+          <w:noProof/>
+        </w:rPr>
+        <w:t xml:space="preserve"> </w:t>
+      </w:r>
+      <w:r>
+        <w:rPr>
+          <w:noProof/>
+        </w:rPr>
+        <w:drawing>
+          <wp:inline distT="0" distB="0" distL="0" distR="0" wp14:anchorId="6F11890D" wp14:editId="6D64DD7F">
+            <wp:extent cx="1741805" cy="428263"/>
+            <wp:effectExtent l="0" t="0" r="0" b="0"/>
+            <wp:docPr id="697673525" name="Picture 1"/>
+            <wp:cNvGraphicFramePr>
+              <a:graphicFrameLocks xmlns:a="http://schemas.openxmlformats.org/drawingml/2006/main" noChangeAspect="1"/>
+            </wp:cNvGraphicFramePr>
+            <a:graphic xmlns:a="http://schemas.openxmlformats.org/drawingml/2006/main">
+              <a:graphicData uri="http://schemas.openxmlformats.org/drawingml/2006/picture">
+                <pic:pic xmlns:pic="http://schemas.openxmlformats.org/drawingml/2006/picture">
+                  <pic:nvPicPr>
+                    <pic:cNvPr id="0" name="Picture 1"/>
+                    <pic:cNvPicPr>
+                      <a:picLocks noChangeAspect="1" noChangeArrowheads="1"/>
+                    </pic:cNvPicPr>
+                  </pic:nvPicPr>
+                  <pic:blipFill>
+                    <a:blip r:embed="rId6" cstate="print">
+                      <a:extLst>
+                        <a:ext uri="{28A0092B-C50C-407E-A947-70E740481C1C}">
+                          <a14:useLocalDpi xmlns:a14="http://schemas.microsoft.com/office/drawing/2010/main" val="0"/>
+                        </a:ext>
+                      </a:extLst>
+                    </a:blip>
+                    <a:srcRect/>
+                    <a:stretch>
+                      <a:fillRect/>
+                    </a:stretch>
+                  </pic:blipFill>
+                  <pic:spPr bwMode="auto">
+                    <a:xfrm>
+                      <a:off x="0" y="0"/>
+                      <a:ext cx="1801313" cy="442894"/>
+                    </a:xfrm>
+                    <a:prstGeom prst="rect">
+                      <a:avLst/>
+                    </a:prstGeom>
+                    <a:noFill/>
+                    <a:ln>
+                      <a:noFill/>
+                    </a:ln>
+                  </pic:spPr>
+                </pic:pic>
+              </a:graphicData>
+            </a:graphic>
+          </wp:inline>
+        </w:drawing>
       </w:r>
       <w:r>
         <w:rPr>
@@ -1797,6 +2122,14 @@
         </w:rPr>
         <w:t xml:space="preserve"> false</w:t>
       </w:r>
+      <w:r>
+        <w:rPr>
+          <w:bCs/>
+          <w:sz w:val="18"/>
+          <w:szCs w:val="18"/>
+        </w:rPr>
+        <w:t xml:space="preserve"> </w:t>
+      </w:r>
     </w:p>
     <w:p>
       <w:pPr>
@@ -1835,6 +2168,59 @@
       </w:r>
       <w:r>
         <w:rPr>
+          <w:noProof/>
+        </w:rPr>
+        <w:drawing>
+          <wp:inline distT="0" distB="0" distL="0" distR="0" wp14:anchorId="602C911D" wp14:editId="47ADB0CF">
+            <wp:extent cx="1799863" cy="526380"/>
+            <wp:effectExtent l="0" t="0" r="0" b="7620"/>
+            <wp:docPr id="1382896142" name="Picture 4"/>
+            <wp:cNvGraphicFramePr>
+              <a:graphicFrameLocks xmlns:a="http://schemas.openxmlformats.org/drawingml/2006/main" noChangeAspect="1"/>
+            </wp:cNvGraphicFramePr>
+            <a:graphic xmlns:a="http://schemas.openxmlformats.org/drawingml/2006/main">
+              <a:graphicData uri="http://schemas.openxmlformats.org/drawingml/2006/picture">
+                <pic:pic xmlns:pic="http://schemas.openxmlformats.org/drawingml/2006/picture">
+                  <pic:nvPicPr>
+                    <pic:cNvPr id="0" name="Picture 7"/>
+                    <pic:cNvPicPr>
+                      <a:picLocks noChangeAspect="1" noChangeArrowheads="1"/>
+                    </pic:cNvPicPr>
+                  </pic:nvPicPr>
+                  <pic:blipFill>
+                    <a:blip r:embed="rId7" cstate="print">
+                      <a:extLst>
+                        <a:ext uri="{28A0092B-C50C-407E-A947-70E740481C1C}">
+                          <a14:useLocalDpi xmlns:a14="http://schemas.microsoft.com/office/drawing/2010/main" val="0"/>
+                        </a:ext>
+                      </a:extLst>
+                    </a:blip>
+                    <a:srcRect/>
+                    <a:stretch>
+                      <a:fillRect/>
+                    </a:stretch>
+                  </pic:blipFill>
+                  <pic:spPr bwMode="auto">
+                    <a:xfrm>
+                      <a:off x="0" y="0"/>
+                      <a:ext cx="1854724" cy="542424"/>
+                    </a:xfrm>
+                    <a:prstGeom prst="rect">
+                      <a:avLst/>
+                    </a:prstGeom>
+                    <a:noFill/>
+                    <a:ln>
+                      <a:noFill/>
+                    </a:ln>
+                  </pic:spPr>
+                </pic:pic>
+              </a:graphicData>
+            </a:graphic>
+          </wp:inline>
+        </w:drawing>
+      </w:r>
+      <w:r>
+        <w:rPr>
           <w:bCs/>
           <w:sz w:val="18"/>
           <w:szCs w:val="18"/>
@@ -1873,6 +2259,662 @@
           <w:szCs w:val="18"/>
         </w:rPr>
         <w:t xml:space="preserve"> false</w:t>
+      </w:r>
+    </w:p>
+    <w:p>
+      <w:pPr>
+        <w:spacing w:after="0"/>
+        <w:jc w:val="both"/>
+        <w:rPr>
+          <w:bCs/>
+          <w:sz w:val="18"/>
+          <w:szCs w:val="18"/>
+        </w:rPr>
+      </w:pPr>
+    </w:p>
+    <w:p>
+      <w:pPr>
+        <w:spacing w:after="0"/>
+        <w:jc w:val="both"/>
+        <w:rPr>
+          <w:bCs/>
+          <w:sz w:val="18"/>
+          <w:szCs w:val="18"/>
+        </w:rPr>
+      </w:pPr>
+      <w:proofErr w:type="gramStart"/>
+      <w:r>
+        <w:rPr>
+          <w:bCs/>
+          <w:sz w:val="18"/>
+          <w:szCs w:val="18"/>
+        </w:rPr>
+        <w:lastRenderedPageBreak/>
+        <w:t>Solution :</w:t>
+      </w:r>
+      <w:proofErr w:type="gramEnd"/>
+    </w:p>
+    <w:p>
+      <w:pPr>
+        <w:spacing w:after="0"/>
+        <w:jc w:val="both"/>
+        <w:rPr>
+          <w:bCs/>
+          <w:sz w:val="18"/>
+          <w:szCs w:val="18"/>
+        </w:rPr>
+      </w:pPr>
+      <w:r>
+        <w:rPr>
+          <w:bCs/>
+          <w:sz w:val="18"/>
+          <w:szCs w:val="18"/>
+        </w:rPr>
+        <w:t>Use Depth-First Search (</w:t>
+      </w:r>
+      <w:proofErr w:type="gramStart"/>
+      <w:r>
+        <w:rPr>
+          <w:bCs/>
+          <w:sz w:val="18"/>
+          <w:szCs w:val="18"/>
+        </w:rPr>
+        <w:t>DFS )</w:t>
+      </w:r>
+      <w:proofErr w:type="gramEnd"/>
+      <w:r>
+        <w:rPr>
+          <w:bCs/>
+          <w:sz w:val="18"/>
+          <w:szCs w:val="18"/>
+        </w:rPr>
+        <w:t xml:space="preserve"> , even if one node is null but other isn’t then it will mismatch.</w:t>
+      </w:r>
+    </w:p>
+    <w:p>
+      <w:pPr>
+        <w:spacing w:after="0"/>
+        <w:jc w:val="both"/>
+        <w:rPr>
+          <w:bCs/>
+          <w:sz w:val="18"/>
+          <w:szCs w:val="18"/>
+        </w:rPr>
+      </w:pPr>
+      <w:r>
+        <w:rPr>
+          <w:bCs/>
+          <w:sz w:val="18"/>
+          <w:szCs w:val="18"/>
+        </w:rPr>
+        <w:t xml:space="preserve">If both is null -&gt; </w:t>
+      </w:r>
+      <w:proofErr w:type="gramStart"/>
+      <w:r>
+        <w:rPr>
+          <w:bCs/>
+          <w:sz w:val="18"/>
+          <w:szCs w:val="18"/>
+        </w:rPr>
+        <w:t>true :</w:t>
+      </w:r>
+      <w:proofErr w:type="gramEnd"/>
+      <w:r>
+        <w:rPr>
+          <w:bCs/>
+          <w:sz w:val="18"/>
+          <w:szCs w:val="18"/>
+        </w:rPr>
+        <w:t xml:space="preserve"> false.</w:t>
+      </w:r>
+      <w:r>
+        <w:rPr>
+          <w:bCs/>
+          <w:sz w:val="18"/>
+          <w:szCs w:val="18"/>
+        </w:rPr>
+        <w:tab/>
+        <w:t xml:space="preserve">If not </w:t>
+      </w:r>
+      <w:proofErr w:type="gramStart"/>
+      <w:r>
+        <w:rPr>
+          <w:bCs/>
+          <w:sz w:val="18"/>
+          <w:szCs w:val="18"/>
+        </w:rPr>
+        <w:t>null ,</w:t>
+      </w:r>
+      <w:proofErr w:type="gramEnd"/>
+      <w:r>
+        <w:rPr>
+          <w:bCs/>
+          <w:sz w:val="18"/>
+          <w:szCs w:val="18"/>
+        </w:rPr>
+        <w:t xml:space="preserve"> </w:t>
+      </w:r>
+      <w:proofErr w:type="gramStart"/>
+      <w:r>
+        <w:rPr>
+          <w:bCs/>
+          <w:sz w:val="18"/>
+          <w:szCs w:val="18"/>
+        </w:rPr>
+        <w:t xml:space="preserve">return </w:t>
+      </w:r>
+      <w:r>
+        <w:rPr>
+          <w:bCs/>
+          <w:sz w:val="18"/>
+          <w:szCs w:val="18"/>
+        </w:rPr>
+        <w:t xml:space="preserve"> the</w:t>
+      </w:r>
+      <w:proofErr w:type="gramEnd"/>
+      <w:r>
+        <w:rPr>
+          <w:bCs/>
+          <w:sz w:val="18"/>
+          <w:szCs w:val="18"/>
+        </w:rPr>
+        <w:t xml:space="preserve"> same function with next nodes as (</w:t>
+      </w:r>
+      <w:proofErr w:type="gramStart"/>
+      <w:r>
+        <w:rPr>
+          <w:bCs/>
+          <w:sz w:val="18"/>
+          <w:szCs w:val="18"/>
+        </w:rPr>
+        <w:t>p.left</w:t>
+      </w:r>
+      <w:proofErr w:type="gramEnd"/>
+      <w:r>
+        <w:rPr>
+          <w:bCs/>
+          <w:sz w:val="18"/>
+          <w:szCs w:val="18"/>
+        </w:rPr>
+        <w:t xml:space="preserve"> , </w:t>
+      </w:r>
+      <w:proofErr w:type="gramStart"/>
+      <w:r>
+        <w:rPr>
+          <w:bCs/>
+          <w:sz w:val="18"/>
+          <w:szCs w:val="18"/>
+        </w:rPr>
+        <w:t>q.left</w:t>
+      </w:r>
+      <w:proofErr w:type="gramEnd"/>
+      <w:r>
+        <w:rPr>
+          <w:bCs/>
+          <w:sz w:val="18"/>
+          <w:szCs w:val="18"/>
+        </w:rPr>
+        <w:t xml:space="preserve"> || </w:t>
+      </w:r>
+      <w:proofErr w:type="gramStart"/>
+      <w:r>
+        <w:rPr>
+          <w:bCs/>
+          <w:sz w:val="18"/>
+          <w:szCs w:val="18"/>
+        </w:rPr>
+        <w:t>p.right</w:t>
+      </w:r>
+      <w:proofErr w:type="gramEnd"/>
+      <w:r>
+        <w:rPr>
+          <w:bCs/>
+          <w:sz w:val="18"/>
+          <w:szCs w:val="18"/>
+        </w:rPr>
+        <w:t xml:space="preserve"> &amp;&amp; </w:t>
+      </w:r>
+      <w:proofErr w:type="gramStart"/>
+      <w:r>
+        <w:rPr>
+          <w:bCs/>
+          <w:sz w:val="18"/>
+          <w:szCs w:val="18"/>
+        </w:rPr>
+        <w:t>q.right</w:t>
+      </w:r>
+      <w:proofErr w:type="gramEnd"/>
+      <w:r>
+        <w:rPr>
+          <w:bCs/>
+          <w:sz w:val="18"/>
+          <w:szCs w:val="18"/>
+        </w:rPr>
+        <w:t xml:space="preserve"> )</w:t>
+      </w:r>
+    </w:p>
+    <w:p>
+      <w:pPr>
+        <w:spacing w:after="0"/>
+        <w:jc w:val="both"/>
+        <w:rPr>
+          <w:bCs/>
+          <w:sz w:val="18"/>
+          <w:szCs w:val="18"/>
+        </w:rPr>
+      </w:pPr>
+      <w:r>
+        <w:rPr>
+          <w:bCs/>
+          <w:sz w:val="18"/>
+          <w:szCs w:val="18"/>
+        </w:rPr>
+        <w:t xml:space="preserve">Because at end both node’s </w:t>
+      </w:r>
+      <w:proofErr w:type="gramStart"/>
+      <w:r>
+        <w:rPr>
+          <w:bCs/>
+          <w:sz w:val="18"/>
+          <w:szCs w:val="18"/>
+        </w:rPr>
+        <w:t>left,right</w:t>
+      </w:r>
+      <w:proofErr w:type="gramEnd"/>
+      <w:r>
+        <w:rPr>
+          <w:bCs/>
+          <w:sz w:val="18"/>
+          <w:szCs w:val="18"/>
+        </w:rPr>
+        <w:t xml:space="preserve"> would be null.</w:t>
+      </w:r>
+      <w:r>
+        <w:rPr>
+          <w:bCs/>
+          <w:sz w:val="18"/>
+          <w:szCs w:val="18"/>
+        </w:rPr>
+        <w:t xml:space="preserve"> </w:t>
+      </w:r>
+      <w:r>
+        <w:rPr>
+          <w:bCs/>
+          <w:sz w:val="18"/>
+          <w:szCs w:val="18"/>
+        </w:rPr>
+        <w:sym w:font="Wingdings" w:char="F0E8"/>
+      </w:r>
+      <w:r>
+        <w:rPr>
+          <w:bCs/>
+          <w:sz w:val="18"/>
+          <w:szCs w:val="18"/>
+        </w:rPr>
+        <w:t xml:space="preserve"> </w:t>
+      </w:r>
+      <w:proofErr w:type="gramStart"/>
+      <w:r>
+        <w:rPr>
+          <w:bCs/>
+          <w:sz w:val="18"/>
+          <w:szCs w:val="18"/>
+        </w:rPr>
+        <w:t>O(</w:t>
+      </w:r>
+      <w:proofErr w:type="gramEnd"/>
+      <w:r>
+        <w:rPr>
+          <w:bCs/>
+          <w:sz w:val="18"/>
+          <w:szCs w:val="18"/>
+        </w:rPr>
+        <w:t>log (n</w:t>
+      </w:r>
+      <w:proofErr w:type="gramStart"/>
+      <w:r>
+        <w:rPr>
+          <w:bCs/>
+          <w:sz w:val="18"/>
+          <w:szCs w:val="18"/>
+        </w:rPr>
+        <w:t>) )</w:t>
+      </w:r>
+      <w:proofErr w:type="gramEnd"/>
+      <w:r>
+        <w:rPr>
+          <w:bCs/>
+          <w:sz w:val="18"/>
+          <w:szCs w:val="18"/>
+        </w:rPr>
+        <w:t xml:space="preserve"> / O(n)</w:t>
+      </w:r>
+    </w:p>
+    <w:p>
+      <w:pPr>
+        <w:spacing w:after="0"/>
+        <w:jc w:val="both"/>
+        <w:rPr>
+          <w:bCs/>
+          <w:sz w:val="18"/>
+          <w:szCs w:val="18"/>
+        </w:rPr>
+      </w:pPr>
+      <w:r>
+        <w:rPr>
+          <w:bCs/>
+          <w:sz w:val="18"/>
+          <w:szCs w:val="18"/>
+        </w:rPr>
+        <w:drawing>
+          <wp:inline distT="0" distB="0" distL="0" distR="0" wp14:anchorId="2D685793" wp14:editId="1EC56465">
+            <wp:extent cx="5731510" cy="2783712"/>
+            <wp:effectExtent l="0" t="0" r="2540" b="0"/>
+            <wp:docPr id="1897406476" name="Picture 1"/>
+            <wp:cNvGraphicFramePr>
+              <a:graphicFrameLocks xmlns:a="http://schemas.openxmlformats.org/drawingml/2006/main" noChangeAspect="1"/>
+            </wp:cNvGraphicFramePr>
+            <a:graphic xmlns:a="http://schemas.openxmlformats.org/drawingml/2006/main">
+              <a:graphicData uri="http://schemas.openxmlformats.org/drawingml/2006/picture">
+                <pic:pic xmlns:pic="http://schemas.openxmlformats.org/drawingml/2006/picture">
+                  <pic:nvPicPr>
+                    <pic:cNvPr id="1897406476" name=""/>
+                    <pic:cNvPicPr/>
+                  </pic:nvPicPr>
+                  <pic:blipFill>
+                    <a:blip r:embed="rId8"/>
+                    <a:stretch>
+                      <a:fillRect/>
+                    </a:stretch>
+                  </pic:blipFill>
+                  <pic:spPr>
+                    <a:xfrm>
+                      <a:off x="0" y="0"/>
+                      <a:ext cx="5744105" cy="2789829"/>
+                    </a:xfrm>
+                    <a:prstGeom prst="rect">
+                      <a:avLst/>
+                    </a:prstGeom>
+                  </pic:spPr>
+                </pic:pic>
+              </a:graphicData>
+            </a:graphic>
+          </wp:inline>
+        </w:drawing>
+      </w:r>
+    </w:p>
+    <w:p>
+      <w:pPr>
+        <w:spacing w:after="0"/>
+        <w:jc w:val="both"/>
+        <w:rPr>
+          <w:bCs/>
+          <w:sz w:val="18"/>
+          <w:szCs w:val="18"/>
+        </w:rPr>
+      </w:pPr>
+      <w:proofErr w:type="gramStart"/>
+      <w:r>
+        <w:rPr>
+          <w:bCs/>
+          <w:sz w:val="18"/>
+          <w:szCs w:val="18"/>
+        </w:rPr>
+        <w:t>Best :</w:t>
+      </w:r>
+      <w:proofErr w:type="gramEnd"/>
+      <w:r>
+        <w:rPr>
+          <w:bCs/>
+          <w:sz w:val="18"/>
+          <w:szCs w:val="18"/>
+        </w:rPr>
+        <w:t xml:space="preserve"> Iterative </w:t>
+      </w:r>
+      <w:proofErr w:type="gramStart"/>
+      <w:r>
+        <w:rPr>
+          <w:bCs/>
+          <w:sz w:val="18"/>
+          <w:szCs w:val="18"/>
+        </w:rPr>
+        <w:t>DFS :</w:t>
+      </w:r>
+      <w:proofErr w:type="gramEnd"/>
+      <w:r>
+        <w:rPr>
+          <w:bCs/>
+          <w:sz w:val="18"/>
+          <w:szCs w:val="18"/>
+        </w:rPr>
+        <w:t xml:space="preserve"> both null -&gt; </w:t>
+      </w:r>
+      <w:proofErr w:type="gramStart"/>
+      <w:r>
+        <w:rPr>
+          <w:bCs/>
+          <w:sz w:val="18"/>
+          <w:szCs w:val="18"/>
+        </w:rPr>
+        <w:t>continue ;</w:t>
+      </w:r>
+      <w:proofErr w:type="gramEnd"/>
+      <w:r>
+        <w:rPr>
+          <w:bCs/>
+          <w:sz w:val="18"/>
+          <w:szCs w:val="18"/>
+        </w:rPr>
+        <w:t xml:space="preserve"> </w:t>
+      </w:r>
+    </w:p>
+    <w:p>
+      <w:pPr>
+        <w:spacing w:after="0"/>
+        <w:jc w:val="both"/>
+        <w:rPr>
+          <w:bCs/>
+          <w:sz w:val="18"/>
+          <w:szCs w:val="18"/>
+        </w:rPr>
+      </w:pPr>
+    </w:p>
+    <w:p>
+      <w:pPr>
+        <w:spacing w:after="0"/>
+        <w:jc w:val="both"/>
+        <w:rPr>
+          <w:bCs/>
+          <w:sz w:val="18"/>
+          <w:szCs w:val="18"/>
+        </w:rPr>
+      </w:pPr>
+      <w:r>
+        <w:rPr>
+          <w:b/>
+          <w:u w:val="single"/>
+        </w:rPr>
+        <w:t>104.</w:t>
+      </w:r>
+      <w:r>
+        <w:rPr>
+          <w:b/>
+          <w:u w:val="single"/>
+        </w:rPr>
+        <w:t xml:space="preserve"> </w:t>
+      </w:r>
+      <w:r>
+        <w:rPr>
+          <w:b/>
+          <w:u w:val="single"/>
+        </w:rPr>
+        <w:t xml:space="preserve">Maximum Depth of Binary Tree </w:t>
+      </w:r>
+      <w:r>
+        <w:rPr>
+          <w:b/>
+          <w:u w:val="single"/>
+        </w:rPr>
+        <w:t>–</w:t>
+      </w:r>
+      <w:r>
+        <w:rPr>
+          <w:bCs/>
+        </w:rPr>
+        <w:t xml:space="preserve"> </w:t>
+      </w:r>
+    </w:p>
+    <w:p>
+      <w:pPr>
+        <w:spacing w:after="0"/>
+        <w:jc w:val="both"/>
+        <w:rPr>
+          <w:bCs/>
+          <w:sz w:val="18"/>
+          <w:szCs w:val="18"/>
+        </w:rPr>
+      </w:pPr>
+      <w:r>
+        <w:rPr>
+          <w:b/>
+          <w:bCs/>
+          <w:sz w:val="18"/>
+          <w:szCs w:val="18"/>
+        </w:rPr>
+        <w:t>Input:</w:t>
+      </w:r>
+      <w:r>
+        <w:rPr>
+          <w:bCs/>
+          <w:sz w:val="18"/>
+          <w:szCs w:val="18"/>
+        </w:rPr>
+        <w:t xml:space="preserve"> root = [3,9,</w:t>
+      </w:r>
+      <w:proofErr w:type="gramStart"/>
+      <w:r>
+        <w:rPr>
+          <w:bCs/>
+          <w:sz w:val="18"/>
+          <w:szCs w:val="18"/>
+        </w:rPr>
+        <w:t>20,null</w:t>
+      </w:r>
+      <w:proofErr w:type="gramEnd"/>
+      <w:r>
+        <w:rPr>
+          <w:bCs/>
+          <w:sz w:val="18"/>
+          <w:szCs w:val="18"/>
+        </w:rPr>
+        <w:t>,null,15,7]</w:t>
+      </w:r>
+      <w:r>
+        <w:t xml:space="preserve"> </w:t>
+      </w:r>
+      <w:r>
+        <w:rPr>
+          <w:noProof/>
+        </w:rPr>
+        <mc:AlternateContent>
+          <mc:Choice Requires="wps">
+            <w:drawing>
+              <wp:inline distT="0" distB="0" distL="0" distR="0" wp14:anchorId="7132956F" wp14:editId="38466D6D">
+                <wp:extent cx="306705" cy="306705"/>
+                <wp:effectExtent l="0" t="0" r="0" b="0"/>
+                <wp:docPr id="1796393085" name="Rectangle 5"/>
+                <wp:cNvGraphicFramePr>
+                  <a:graphicFrameLocks xmlns:a="http://schemas.openxmlformats.org/drawingml/2006/main" noChangeAspect="1"/>
+                </wp:cNvGraphicFramePr>
+                <a:graphic xmlns:a="http://schemas.openxmlformats.org/drawingml/2006/main">
+                  <a:graphicData uri="http://schemas.microsoft.com/office/word/2010/wordprocessingShape">
+                    <wps:wsp>
+                      <wps:cNvSpPr>
+                        <a:spLocks noChangeAspect="1" noChangeArrowheads="1"/>
+                      </wps:cNvSpPr>
+                      <wps:spPr bwMode="auto">
+                        <a:xfrm>
+                          <a:off x="0" y="0"/>
+                          <a:ext cx="306705" cy="306705"/>
+                        </a:xfrm>
+                        <a:prstGeom prst="rect">
+                          <a:avLst/>
+                        </a:prstGeom>
+                        <a:noFill/>
+                        <a:ln>
+                          <a:noFill/>
+                        </a:ln>
+                        <a:extLst>
+                          <a:ext uri="{909E8E84-426E-40DD-AFC4-6F175D3DCCD1}">
+                            <a14:hiddenFill xmlns:a14="http://schemas.microsoft.com/office/drawing/2010/main">
+                              <a:solidFill>
+                                <a:srgbClr val="FFFFFF"/>
+                              </a:solidFill>
+                            </a14:hiddenFill>
+                          </a:ext>
+                          <a:ext uri="{91240B29-F687-4F45-9708-019B960494DF}">
+                            <a14:hiddenLine xmlns:a14="http://schemas.microsoft.com/office/drawing/2010/main" w="9525">
+                              <a:solidFill>
+                                <a:srgbClr val="000000"/>
+                              </a:solidFill>
+                              <a:miter lim="800000"/>
+                              <a:headEnd/>
+                              <a:tailEnd/>
+                            </a14:hiddenLine>
+                          </a:ext>
+                        </a:extLst>
+                      </wps:spPr>
+                      <wps:bodyPr rot="0" vert="horz" wrap="square" lIns="91440" tIns="45720" rIns="91440" bIns="45720" anchor="t" anchorCtr="0" upright="1">
+                        <a:noAutofit/>
+                      </wps:bodyPr>
+                    </wps:wsp>
+                  </a:graphicData>
+                </a:graphic>
+              </wp:inline>
+            </w:drawing>
+          </mc:Choice>
+          <mc:Fallback>
+            <w:pict>
+              <v:rect w14:anchorId="1BF0B226" id="Rectangle 5" o:spid="_x0000_s1026" style="width:24.15pt;height:24.15pt;visibility:visible;mso-wrap-style:square;mso-left-percent:-10001;mso-top-percent:-10001;mso-position-horizontal:absolute;mso-position-horizontal-relative:char;mso-position-vertical:absolute;mso-position-vertical-relative:line;mso-left-percent:-10001;mso-top-percent:-10001;v-text-anchor:top" o:gfxdata="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" filled="f" stroked="f">
+                <o:lock v:ext="edit" aspectratio="t"/>
+                <w10:anchorlock/>
+              </v:rect>
+            </w:pict>
+          </mc:Fallback>
+        </mc:AlternateContent>
+      </w:r>
+      <w:r>
+        <w:rPr>
+          <w:bCs/>
+          <w:sz w:val="18"/>
+          <w:szCs w:val="18"/>
+        </w:rPr>
+        <w:tab/>
+      </w:r>
+      <w:r>
+        <w:rPr>
+          <w:bCs/>
+          <w:sz w:val="18"/>
+          <w:szCs w:val="18"/>
+        </w:rPr>
+        <w:sym w:font="Wingdings" w:char="F0E8"/>
+      </w:r>
+      <w:r>
+        <w:rPr>
+          <w:b/>
+          <w:bCs/>
+          <w:sz w:val="18"/>
+          <w:szCs w:val="18"/>
+        </w:rPr>
+        <w:t>Output:</w:t>
+      </w:r>
+      <w:r>
+        <w:rPr>
+          <w:bCs/>
+          <w:sz w:val="18"/>
+          <w:szCs w:val="18"/>
+        </w:rPr>
+        <w:t xml:space="preserve"> 3</w:t>
       </w:r>
     </w:p>
     <w:p>

--- a/Blind75.docx
+++ b/Blind75.docx
@@ -423,6 +423,7 @@
         </w:rPr>
         <w:t xml:space="preserve"> Move </w:t>
       </w:r>
+      <w:proofErr w:type="spellStart"/>
       <w:proofErr w:type="gramStart"/>
       <w:r>
         <w:rPr>
@@ -431,6 +432,7 @@
         </w:rPr>
         <w:t>tail.next</w:t>
       </w:r>
+      <w:proofErr w:type="spellEnd"/>
       <w:proofErr w:type="gramEnd"/>
       <w:r>
         <w:rPr>
@@ -486,6 +488,7 @@
         </w:rPr>
         <w:t xml:space="preserve"> Iterate over lists. Check pointers as L1&lt;l2 -&gt; </w:t>
       </w:r>
+      <w:proofErr w:type="spellStart"/>
       <w:proofErr w:type="gramStart"/>
       <w:r>
         <w:rPr>
@@ -494,6 +497,7 @@
         </w:rPr>
         <w:t>dummy.nest</w:t>
       </w:r>
+      <w:proofErr w:type="spellEnd"/>
       <w:proofErr w:type="gramEnd"/>
       <w:r>
         <w:rPr>
@@ -595,7 +599,25 @@
           <w:sz w:val="18"/>
           <w:szCs w:val="18"/>
         </w:rPr>
-        <w:t xml:space="preserve"> nums = [2,7,11,15], target = 9</w:t>
+        <w:t xml:space="preserve"> </w:t>
+      </w:r>
+      <w:proofErr w:type="spellStart"/>
+      <w:r>
+        <w:rPr>
+          <w:bCs/>
+          <w:sz w:val="18"/>
+          <w:szCs w:val="18"/>
+        </w:rPr>
+        <w:t>nums</w:t>
+      </w:r>
+      <w:proofErr w:type="spellEnd"/>
+      <w:r>
+        <w:rPr>
+          <w:bCs/>
+          <w:sz w:val="18"/>
+          <w:szCs w:val="18"/>
+        </w:rPr>
+        <w:t xml:space="preserve"> = [2,7,11,15], target = 9</w:t>
       </w:r>
       <w:r>
         <w:rPr>
@@ -674,6 +696,7 @@
         </w:rPr>
         <w:t xml:space="preserve"> Because </w:t>
       </w:r>
+      <w:proofErr w:type="spellStart"/>
       <w:proofErr w:type="gramStart"/>
       <w:r>
         <w:rPr>
@@ -681,7 +704,16 @@
           <w:sz w:val="18"/>
           <w:szCs w:val="18"/>
         </w:rPr>
-        <w:t>nums[</w:t>
+        <w:t>nums</w:t>
+      </w:r>
+      <w:proofErr w:type="spellEnd"/>
+      <w:r>
+        <w:rPr>
+          <w:bCs/>
+          <w:sz w:val="18"/>
+          <w:szCs w:val="18"/>
+        </w:rPr>
+        <w:t>[</w:t>
       </w:r>
       <w:proofErr w:type="gramEnd"/>
       <w:r>
@@ -692,6 +724,7 @@
         </w:rPr>
         <w:t xml:space="preserve">0] + </w:t>
       </w:r>
+      <w:proofErr w:type="spellStart"/>
       <w:proofErr w:type="gramStart"/>
       <w:r>
         <w:rPr>
@@ -699,7 +732,16 @@
           <w:sz w:val="18"/>
           <w:szCs w:val="18"/>
         </w:rPr>
-        <w:t>nums[</w:t>
+        <w:t>nums</w:t>
+      </w:r>
+      <w:proofErr w:type="spellEnd"/>
+      <w:r>
+        <w:rPr>
+          <w:bCs/>
+          <w:sz w:val="18"/>
+          <w:szCs w:val="18"/>
+        </w:rPr>
+        <w:t>[</w:t>
       </w:r>
       <w:proofErr w:type="gramEnd"/>
       <w:r>
@@ -754,16 +796,34 @@
           <w:sz w:val="18"/>
           <w:szCs w:val="18"/>
         </w:rPr>
-        <w:t xml:space="preserve"> nums = [3,2,4], target = 6</w:t>
-      </w:r>
-      <w:r>
-        <w:rPr>
-          <w:bCs/>
-          <w:sz w:val="18"/>
-          <w:szCs w:val="18"/>
-        </w:rPr>
         <w:t xml:space="preserve"> </w:t>
       </w:r>
+      <w:proofErr w:type="spellStart"/>
+      <w:r>
+        <w:rPr>
+          <w:bCs/>
+          <w:sz w:val="18"/>
+          <w:szCs w:val="18"/>
+        </w:rPr>
+        <w:t>nums</w:t>
+      </w:r>
+      <w:proofErr w:type="spellEnd"/>
+      <w:r>
+        <w:rPr>
+          <w:bCs/>
+          <w:sz w:val="18"/>
+          <w:szCs w:val="18"/>
+        </w:rPr>
+        <w:t xml:space="preserve"> = [3,2,4], target = 6</w:t>
+      </w:r>
+      <w:r>
+        <w:rPr>
+          <w:bCs/>
+          <w:sz w:val="18"/>
+          <w:szCs w:val="18"/>
+        </w:rPr>
+        <w:t xml:space="preserve"> </w:t>
+      </w:r>
       <w:r>
         <w:rPr>
           <w:bCs/>
@@ -849,7 +909,25 @@
           <w:sz w:val="18"/>
           <w:szCs w:val="18"/>
         </w:rPr>
-        <w:t xml:space="preserve"> nums = [3,3], target = 6</w:t>
+        <w:t xml:space="preserve"> </w:t>
+      </w:r>
+      <w:proofErr w:type="spellStart"/>
+      <w:r>
+        <w:rPr>
+          <w:bCs/>
+          <w:sz w:val="18"/>
+          <w:szCs w:val="18"/>
+        </w:rPr>
+        <w:t>nums</w:t>
+      </w:r>
+      <w:proofErr w:type="spellEnd"/>
+      <w:r>
+        <w:rPr>
+          <w:bCs/>
+          <w:sz w:val="18"/>
+          <w:szCs w:val="18"/>
+        </w:rPr>
+        <w:t xml:space="preserve"> = [3,3], target = 6</w:t>
       </w:r>
       <w:r>
         <w:rPr>
@@ -1543,7 +1621,25 @@
           <w:sz w:val="18"/>
           <w:szCs w:val="18"/>
         </w:rPr>
-        <w:t xml:space="preserve"> "amanaplanacanalpanama" is a palindrome.</w:t>
+        <w:t xml:space="preserve"> "</w:t>
+      </w:r>
+      <w:proofErr w:type="spellStart"/>
+      <w:r>
+        <w:rPr>
+          <w:bCs/>
+          <w:sz w:val="18"/>
+          <w:szCs w:val="18"/>
+        </w:rPr>
+        <w:t>amanaplanacanalpanama</w:t>
+      </w:r>
+      <w:proofErr w:type="spellEnd"/>
+      <w:r>
+        <w:rPr>
+          <w:bCs/>
+          <w:sz w:val="18"/>
+          <w:szCs w:val="18"/>
+        </w:rPr>
+        <w:t>" is a palindrome.</w:t>
       </w:r>
       <w:r>
         <w:rPr>
@@ -1666,7 +1762,25 @@
           <w:sz w:val="18"/>
           <w:szCs w:val="18"/>
         </w:rPr>
-        <w:t xml:space="preserve"> "raceacar" is not a palindrome.</w:t>
+        <w:t xml:space="preserve"> "</w:t>
+      </w:r>
+      <w:proofErr w:type="spellStart"/>
+      <w:r>
+        <w:rPr>
+          <w:bCs/>
+          <w:sz w:val="18"/>
+          <w:szCs w:val="18"/>
+        </w:rPr>
+        <w:t>raceacar</w:t>
+      </w:r>
+      <w:proofErr w:type="spellEnd"/>
+      <w:r>
+        <w:rPr>
+          <w:bCs/>
+          <w:sz w:val="18"/>
+          <w:szCs w:val="18"/>
+        </w:rPr>
+        <w:t>" is not a palindrome.</w:t>
       </w:r>
     </w:p>
     <w:p>
@@ -2171,7 +2285,7 @@
           <w:noProof/>
         </w:rPr>
         <w:drawing>
-          <wp:inline distT="0" distB="0" distL="0" distR="0" wp14:anchorId="602C911D" wp14:editId="47ADB0CF">
+          <wp:inline distT="0" distB="0" distL="0" distR="0" wp14:anchorId="602C911D" wp14:editId="21EFB721">
             <wp:extent cx="1799863" cy="526380"/>
             <wp:effectExtent l="0" t="0" r="0" b="7620"/>
             <wp:docPr id="1382896142" name="Picture 4"/>
@@ -2420,6 +2534,7 @@
         </w:rPr>
         <w:t xml:space="preserve"> same function with next nodes as (</w:t>
       </w:r>
+      <w:proofErr w:type="spellStart"/>
       <w:proofErr w:type="gramStart"/>
       <w:r>
         <w:rPr>
@@ -2429,6 +2544,7 @@
         </w:rPr>
         <w:t>p.left</w:t>
       </w:r>
+      <w:proofErr w:type="spellEnd"/>
       <w:proofErr w:type="gramEnd"/>
       <w:r>
         <w:rPr>
@@ -2438,6 +2554,7 @@
         </w:rPr>
         <w:t xml:space="preserve"> , </w:t>
       </w:r>
+      <w:proofErr w:type="spellStart"/>
       <w:proofErr w:type="gramStart"/>
       <w:r>
         <w:rPr>
@@ -2447,6 +2564,7 @@
         </w:rPr>
         <w:t>q.left</w:t>
       </w:r>
+      <w:proofErr w:type="spellEnd"/>
       <w:proofErr w:type="gramEnd"/>
       <w:r>
         <w:rPr>
@@ -2456,6 +2574,7 @@
         </w:rPr>
         <w:t xml:space="preserve"> || </w:t>
       </w:r>
+      <w:proofErr w:type="spellStart"/>
       <w:proofErr w:type="gramStart"/>
       <w:r>
         <w:rPr>
@@ -2465,6 +2584,7 @@
         </w:rPr>
         <w:t>p.right</w:t>
       </w:r>
+      <w:proofErr w:type="spellEnd"/>
       <w:proofErr w:type="gramEnd"/>
       <w:r>
         <w:rPr>
@@ -2474,6 +2594,7 @@
         </w:rPr>
         <w:t xml:space="preserve"> &amp;&amp; </w:t>
       </w:r>
+      <w:proofErr w:type="spellStart"/>
       <w:proofErr w:type="gramStart"/>
       <w:r>
         <w:rPr>
@@ -2483,6 +2604,7 @@
         </w:rPr>
         <w:t>q.right</w:t>
       </w:r>
+      <w:proofErr w:type="spellEnd"/>
       <w:proofErr w:type="gramEnd"/>
       <w:r>
         <w:rPr>
@@ -2511,6 +2633,7 @@
         </w:rPr>
         <w:t xml:space="preserve">Because at end both node’s </w:t>
       </w:r>
+      <w:proofErr w:type="spellStart"/>
       <w:proofErr w:type="gramStart"/>
       <w:r>
         <w:rPr>
@@ -2520,6 +2643,7 @@
         </w:rPr>
         <w:t>left,right</w:t>
       </w:r>
+      <w:proofErr w:type="spellEnd"/>
       <w:proofErr w:type="gramEnd"/>
       <w:r>
         <w:rPr>
@@ -2603,6 +2727,7 @@
       <w:r>
         <w:rPr>
           <w:bCs/>
+          <w:noProof/>
           <w:sz w:val="18"/>
           <w:szCs w:val="18"/>
         </w:rPr>
@@ -2816,72 +2941,54 @@
         <w:rPr>
           <w:noProof/>
         </w:rPr>
-        <mc:AlternateContent>
-          <mc:Choice Requires="wps">
-            <w:drawing>
-              <wp:inline distT="0" distB="0" distL="0" distR="0" wp14:anchorId="7132956F" wp14:editId="38466D6D">
-                <wp:extent cx="306705" cy="306705"/>
-                <wp:effectExtent l="0" t="0" r="0" b="0"/>
-                <wp:docPr id="1796393085" name="Rectangle 5"/>
-                <wp:cNvGraphicFramePr>
-                  <a:graphicFrameLocks xmlns:a="http://schemas.openxmlformats.org/drawingml/2006/main" noChangeAspect="1"/>
-                </wp:cNvGraphicFramePr>
-                <a:graphic xmlns:a="http://schemas.openxmlformats.org/drawingml/2006/main">
-                  <a:graphicData uri="http://schemas.microsoft.com/office/word/2010/wordprocessingShape">
-                    <wps:wsp>
-                      <wps:cNvSpPr>
-                        <a:spLocks noChangeAspect="1" noChangeArrowheads="1"/>
-                      </wps:cNvSpPr>
-                      <wps:spPr bwMode="auto">
-                        <a:xfrm>
-                          <a:off x="0" y="0"/>
-                          <a:ext cx="306705" cy="306705"/>
-                        </a:xfrm>
-                        <a:prstGeom prst="rect">
-                          <a:avLst/>
-                        </a:prstGeom>
-                        <a:noFill/>
-                        <a:ln>
-                          <a:noFill/>
-                        </a:ln>
-                        <a:extLst>
-                          <a:ext uri="{909E8E84-426E-40DD-AFC4-6F175D3DCCD1}">
-                            <a14:hiddenFill xmlns:a14="http://schemas.microsoft.com/office/drawing/2010/main">
-                              <a:solidFill>
-                                <a:srgbClr val="FFFFFF"/>
-                              </a:solidFill>
-                            </a14:hiddenFill>
-                          </a:ext>
-                          <a:ext uri="{91240B29-F687-4F45-9708-019B960494DF}">
-                            <a14:hiddenLine xmlns:a14="http://schemas.microsoft.com/office/drawing/2010/main" w="9525">
-                              <a:solidFill>
-                                <a:srgbClr val="000000"/>
-                              </a:solidFill>
-                              <a:miter lim="800000"/>
-                              <a:headEnd/>
-                              <a:tailEnd/>
-                            </a14:hiddenLine>
-                          </a:ext>
-                        </a:extLst>
-                      </wps:spPr>
-                      <wps:bodyPr rot="0" vert="horz" wrap="square" lIns="91440" tIns="45720" rIns="91440" bIns="45720" anchor="t" anchorCtr="0" upright="1">
-                        <a:noAutofit/>
-                      </wps:bodyPr>
-                    </wps:wsp>
-                  </a:graphicData>
-                </a:graphic>
-              </wp:inline>
-            </w:drawing>
-          </mc:Choice>
-          <mc:Fallback>
-            <w:pict>
-              <v:rect w14:anchorId="1BF0B226" id="Rectangle 5" o:spid="_x0000_s1026" style="width:24.15pt;height:24.15pt;visibility:visible;mso-wrap-style:square;mso-left-percent:-10001;mso-top-percent:-10001;mso-position-horizontal:absolute;mso-position-horizontal-relative:char;mso-position-vertical:absolute;mso-position-vertical-relative:line;mso-left-percent:-10001;mso-top-percent:-10001;v-text-anchor:top" o:gfxdata="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" filled="f" stroked="f">
-                <o:lock v:ext="edit" aspectratio="t"/>
-                <w10:anchorlock/>
-              </v:rect>
-            </w:pict>
-          </mc:Fallback>
-        </mc:AlternateContent>
+        <w:drawing>
+          <wp:inline distT="0" distB="0" distL="0" distR="0" wp14:anchorId="015EBA51" wp14:editId="466814B8">
+            <wp:extent cx="1232704" cy="619008"/>
+            <wp:effectExtent l="0" t="0" r="5715" b="0"/>
+            <wp:docPr id="545976032" name="Picture 3"/>
+            <wp:cNvGraphicFramePr>
+              <a:graphicFrameLocks xmlns:a="http://schemas.openxmlformats.org/drawingml/2006/main" noChangeAspect="1"/>
+            </wp:cNvGraphicFramePr>
+            <a:graphic xmlns:a="http://schemas.openxmlformats.org/drawingml/2006/main">
+              <a:graphicData uri="http://schemas.openxmlformats.org/drawingml/2006/picture">
+                <pic:pic xmlns:pic="http://schemas.openxmlformats.org/drawingml/2006/picture">
+                  <pic:nvPicPr>
+                    <pic:cNvPr id="0" name="Picture 3"/>
+                    <pic:cNvPicPr>
+                      <a:picLocks noChangeAspect="1" noChangeArrowheads="1"/>
+                    </pic:cNvPicPr>
+                  </pic:nvPicPr>
+                  <pic:blipFill>
+                    <a:blip r:embed="rId9" cstate="print">
+                      <a:extLst>
+                        <a:ext uri="{28A0092B-C50C-407E-A947-70E740481C1C}">
+                          <a14:useLocalDpi xmlns:a14="http://schemas.microsoft.com/office/drawing/2010/main" val="0"/>
+                        </a:ext>
+                      </a:extLst>
+                    </a:blip>
+                    <a:srcRect/>
+                    <a:stretch>
+                      <a:fillRect/>
+                    </a:stretch>
+                  </pic:blipFill>
+                  <pic:spPr bwMode="auto">
+                    <a:xfrm>
+                      <a:off x="0" y="0"/>
+                      <a:ext cx="1251567" cy="628480"/>
+                    </a:xfrm>
+                    <a:prstGeom prst="rect">
+                      <a:avLst/>
+                    </a:prstGeom>
+                    <a:noFill/>
+                    <a:ln>
+                      <a:noFill/>
+                    </a:ln>
+                  </pic:spPr>
+                </pic:pic>
+              </a:graphicData>
+            </a:graphic>
+          </wp:inline>
+        </w:drawing>
       </w:r>
       <w:r>
         <w:rPr>
@@ -2927,6 +3034,376 @@
           <w:szCs w:val="18"/>
         </w:rPr>
       </w:pPr>
+      <w:r>
+        <w:rPr>
+          <w:b/>
+          <w:bCs/>
+          <w:sz w:val="18"/>
+          <w:szCs w:val="18"/>
+        </w:rPr>
+        <w:t>Input:</w:t>
+      </w:r>
+      <w:r>
+        <w:rPr>
+          <w:bCs/>
+          <w:sz w:val="18"/>
+          <w:szCs w:val="18"/>
+        </w:rPr>
+        <w:t xml:space="preserve"> root = [</w:t>
+      </w:r>
+      <w:proofErr w:type="gramStart"/>
+      <w:r>
+        <w:rPr>
+          <w:bCs/>
+          <w:sz w:val="18"/>
+          <w:szCs w:val="18"/>
+        </w:rPr>
+        <w:t>1,null</w:t>
+      </w:r>
+      <w:proofErr w:type="gramEnd"/>
+      <w:r>
+        <w:rPr>
+          <w:bCs/>
+          <w:sz w:val="18"/>
+          <w:szCs w:val="18"/>
+        </w:rPr>
+        <w:t>,2]</w:t>
+      </w:r>
+      <w:r>
+        <w:rPr>
+          <w:bCs/>
+          <w:sz w:val="18"/>
+          <w:szCs w:val="18"/>
+        </w:rPr>
+        <w:tab/>
+      </w:r>
+      <w:r>
+        <w:rPr>
+          <w:bCs/>
+          <w:sz w:val="18"/>
+          <w:szCs w:val="18"/>
+        </w:rPr>
+        <w:sym w:font="Wingdings" w:char="F0E8"/>
+      </w:r>
+      <w:r>
+        <w:rPr>
+          <w:b/>
+          <w:bCs/>
+          <w:sz w:val="18"/>
+          <w:szCs w:val="18"/>
+        </w:rPr>
+        <w:t>Output:</w:t>
+      </w:r>
+      <w:r>
+        <w:rPr>
+          <w:bCs/>
+          <w:sz w:val="18"/>
+          <w:szCs w:val="18"/>
+        </w:rPr>
+        <w:t xml:space="preserve"> 2</w:t>
+      </w:r>
+    </w:p>
+    <w:p>
+      <w:pPr>
+        <w:spacing w:after="0"/>
+        <w:jc w:val="both"/>
+        <w:rPr>
+          <w:bCs/>
+          <w:sz w:val="18"/>
+          <w:szCs w:val="18"/>
+        </w:rPr>
+      </w:pPr>
+      <w:proofErr w:type="gramStart"/>
+      <w:r>
+        <w:rPr>
+          <w:bCs/>
+          <w:sz w:val="18"/>
+          <w:szCs w:val="18"/>
+        </w:rPr>
+        <w:t>Solution :</w:t>
+      </w:r>
+      <w:proofErr w:type="gramEnd"/>
+    </w:p>
+    <w:p>
+      <w:pPr>
+        <w:spacing w:after="0"/>
+        <w:jc w:val="both"/>
+        <w:rPr>
+          <w:bCs/>
+          <w:sz w:val="18"/>
+          <w:szCs w:val="18"/>
+        </w:rPr>
+      </w:pPr>
+      <w:r>
+        <w:rPr>
+          <w:bCs/>
+          <w:sz w:val="18"/>
+          <w:szCs w:val="18"/>
+        </w:rPr>
+        <w:t>Recursive DFS -&gt; depth =1 + depth of left/right node</w:t>
+      </w:r>
+      <w:r>
+        <w:rPr>
+          <w:bCs/>
+          <w:sz w:val="18"/>
+          <w:szCs w:val="18"/>
+        </w:rPr>
+        <w:tab/>
+        <w:t>; for node=</w:t>
+      </w:r>
+      <w:proofErr w:type="gramStart"/>
+      <w:r>
+        <w:rPr>
+          <w:bCs/>
+          <w:sz w:val="18"/>
+          <w:szCs w:val="18"/>
+        </w:rPr>
+        <w:t>none  ,</w:t>
+      </w:r>
+      <w:proofErr w:type="gramEnd"/>
+      <w:r>
+        <w:rPr>
+          <w:bCs/>
+          <w:sz w:val="18"/>
+          <w:szCs w:val="18"/>
+        </w:rPr>
+        <w:t xml:space="preserve"> depth =0</w:t>
+      </w:r>
+    </w:p>
+    <w:p>
+      <w:pPr>
+        <w:spacing w:after="0"/>
+        <w:jc w:val="both"/>
+        <w:rPr>
+          <w:bCs/>
+          <w:sz w:val="18"/>
+          <w:szCs w:val="18"/>
+        </w:rPr>
+      </w:pPr>
+      <w:proofErr w:type="spellStart"/>
+      <w:proofErr w:type="gramStart"/>
+      <w:r>
+        <w:rPr>
+          <w:bCs/>
+          <w:sz w:val="18"/>
+          <w:szCs w:val="18"/>
+        </w:rPr>
+        <w:t>Impl</w:t>
+      </w:r>
+      <w:proofErr w:type="spellEnd"/>
+      <w:r>
+        <w:rPr>
+          <w:bCs/>
+          <w:sz w:val="18"/>
+          <w:szCs w:val="18"/>
+        </w:rPr>
+        <w:t xml:space="preserve">  -</w:t>
+      </w:r>
+      <w:proofErr w:type="gramEnd"/>
+      <w:r>
+        <w:rPr>
+          <w:bCs/>
+          <w:sz w:val="18"/>
+          <w:szCs w:val="18"/>
+        </w:rPr>
+        <w:t xml:space="preserve"> &gt;</w:t>
+      </w:r>
+      <w:r>
+        <w:rPr>
+          <w:bCs/>
+          <w:sz w:val="18"/>
+          <w:szCs w:val="18"/>
+        </w:rPr>
+        <w:tab/>
+        <w:t xml:space="preserve">if </w:t>
+      </w:r>
+      <w:proofErr w:type="gramStart"/>
+      <w:r>
+        <w:rPr>
+          <w:bCs/>
+          <w:sz w:val="18"/>
+          <w:szCs w:val="18"/>
+        </w:rPr>
+        <w:t>root!=</w:t>
+      </w:r>
+      <w:proofErr w:type="gramEnd"/>
+      <w:r>
+        <w:rPr>
+          <w:bCs/>
+          <w:sz w:val="18"/>
+          <w:szCs w:val="18"/>
+        </w:rPr>
+        <w:t xml:space="preserve">null </w:t>
+      </w:r>
+      <w:r>
+        <w:rPr>
+          <w:bCs/>
+          <w:sz w:val="18"/>
+          <w:szCs w:val="18"/>
+        </w:rPr>
+        <w:sym w:font="Wingdings" w:char="F0E8"/>
+      </w:r>
+      <w:r>
+        <w:rPr>
+          <w:bCs/>
+          <w:sz w:val="18"/>
+          <w:szCs w:val="18"/>
+        </w:rPr>
+        <w:t xml:space="preserve"> 1</w:t>
+      </w:r>
+      <w:r>
+        <w:rPr>
+          <w:bCs/>
+          <w:sz w:val="18"/>
+          <w:szCs w:val="18"/>
+        </w:rPr>
+        <w:tab/>
+        <w:t xml:space="preserve">+ </w:t>
+      </w:r>
+      <w:r>
+        <w:rPr>
+          <w:bCs/>
+          <w:sz w:val="18"/>
+          <w:szCs w:val="18"/>
+        </w:rPr>
+        <w:tab/>
+      </w:r>
+      <w:proofErr w:type="spellStart"/>
+      <w:r>
+        <w:rPr>
+          <w:bCs/>
+          <w:sz w:val="18"/>
+          <w:szCs w:val="18"/>
+        </w:rPr>
+        <w:t>Math.max</w:t>
+      </w:r>
+      <w:proofErr w:type="spellEnd"/>
+      <w:r>
+        <w:rPr>
+          <w:bCs/>
+          <w:sz w:val="18"/>
+          <w:szCs w:val="18"/>
+        </w:rPr>
+        <w:t xml:space="preserve"> </w:t>
+      </w:r>
+      <w:proofErr w:type="gramStart"/>
+      <w:r>
+        <w:rPr>
+          <w:bCs/>
+          <w:sz w:val="18"/>
+          <w:szCs w:val="18"/>
+        </w:rPr>
+        <w:t xml:space="preserve">(  </w:t>
+      </w:r>
+      <w:proofErr w:type="gramEnd"/>
+      <w:r>
+        <w:rPr>
+          <w:bCs/>
+          <w:sz w:val="18"/>
+          <w:szCs w:val="18"/>
+        </w:rPr>
+        <w:t xml:space="preserve">   </w:t>
+      </w:r>
+      <w:proofErr w:type="gramStart"/>
+      <w:r>
+        <w:rPr>
+          <w:bCs/>
+          <w:sz w:val="18"/>
+          <w:szCs w:val="18"/>
+        </w:rPr>
+        <w:t>depth(</w:t>
+      </w:r>
+      <w:proofErr w:type="spellStart"/>
+      <w:r>
+        <w:rPr>
+          <w:bCs/>
+          <w:sz w:val="18"/>
+          <w:szCs w:val="18"/>
+        </w:rPr>
+        <w:t>node.left</w:t>
+      </w:r>
+      <w:proofErr w:type="spellEnd"/>
+      <w:proofErr w:type="gramEnd"/>
+      <w:r>
+        <w:rPr>
+          <w:bCs/>
+          <w:sz w:val="18"/>
+          <w:szCs w:val="18"/>
+        </w:rPr>
+        <w:t xml:space="preserve"> ) </w:t>
+      </w:r>
+      <w:proofErr w:type="gramStart"/>
+      <w:r>
+        <w:rPr>
+          <w:bCs/>
+          <w:sz w:val="18"/>
+          <w:szCs w:val="18"/>
+        </w:rPr>
+        <w:t xml:space="preserve">  ,</w:t>
+      </w:r>
+      <w:proofErr w:type="gramEnd"/>
+      <w:r>
+        <w:rPr>
+          <w:bCs/>
+          <w:sz w:val="18"/>
+          <w:szCs w:val="18"/>
+        </w:rPr>
+        <w:t xml:space="preserve">   </w:t>
+      </w:r>
+      <w:proofErr w:type="gramStart"/>
+      <w:r>
+        <w:rPr>
+          <w:bCs/>
+          <w:sz w:val="18"/>
+          <w:szCs w:val="18"/>
+        </w:rPr>
+        <w:t>depth(</w:t>
+      </w:r>
+      <w:proofErr w:type="spellStart"/>
+      <w:r>
+        <w:rPr>
+          <w:bCs/>
+          <w:sz w:val="18"/>
+          <w:szCs w:val="18"/>
+        </w:rPr>
+        <w:t>node.left</w:t>
+      </w:r>
+      <w:proofErr w:type="spellEnd"/>
+      <w:proofErr w:type="gramEnd"/>
+      <w:r>
+        <w:rPr>
+          <w:bCs/>
+          <w:sz w:val="18"/>
+          <w:szCs w:val="18"/>
+        </w:rPr>
+        <w:t xml:space="preserve"> )</w:t>
+      </w:r>
+      <w:proofErr w:type="gramStart"/>
+      <w:r>
+        <w:rPr>
+          <w:bCs/>
+          <w:sz w:val="18"/>
+          <w:szCs w:val="18"/>
+        </w:rPr>
+        <w:tab/>
+      </w:r>
+      <w:r>
+        <w:rPr>
+          <w:bCs/>
+          <w:sz w:val="18"/>
+          <w:szCs w:val="18"/>
+        </w:rPr>
+        <w:t xml:space="preserve"> )</w:t>
+      </w:r>
+      <w:proofErr w:type="gramEnd"/>
+      <w:r>
+        <w:rPr>
+          <w:bCs/>
+          <w:sz w:val="18"/>
+          <w:szCs w:val="18"/>
+        </w:rPr>
+        <w:t>;          *return type is int.</w:t>
+      </w:r>
     </w:p>
     <w:p>
       <w:pPr>
